--- a/syllabus.docx
+++ b/syllabus.docx
@@ -280,80 +280,118 @@
         <w:rPr>
           <w:rFonts w:ascii="Linux Libertine" w:hAnsi="Linux Libertine" w:cs="Linux Libertine"/>
         </w:rPr>
-        <w:t>Office Hours: by appointment (summer only)</w:t>
-      </w:r>
-    </w:p>
-    <w:p>
-      <w:pPr>
-        <w:pStyle w:val="Textbody"/>
-        <w:rPr>
-          <w:rFonts w:ascii="Linux Libertine" w:hAnsi="Linux Libertine" w:cs="Linux Libertine"/>
-        </w:rPr>
-      </w:pPr>
-      <w:r>
-        <w:rPr>
-          <w:rFonts w:ascii="Linux Libertine" w:hAnsi="Linux Libertine" w:cs="Linux Libertine"/>
-        </w:rPr>
-        <w:t>Phone: 718-687-5194</w:t>
-      </w:r>
-    </w:p>
-    <w:p>
-      <w:pPr>
-        <w:pStyle w:val="Textbody"/>
-        <w:rPr>
-          <w:rFonts w:ascii="Linux Libertine" w:hAnsi="Linux Libertine" w:cs="Linux Libertine"/>
-        </w:rPr>
-      </w:pPr>
-      <w:r>
-        <w:rPr>
-          <w:rFonts w:ascii="Linux Libertine" w:hAnsi="Linux Libertine" w:cs="Linux Libertine"/>
-        </w:rPr>
-        <w:t>Email: fcalado@pratt.edu</w:t>
-      </w:r>
-    </w:p>
-    <w:p>
-      <w:pPr>
-        <w:pStyle w:val="Textbody"/>
-        <w:rPr>
-          <w:rFonts w:ascii="Linux Libertine" w:hAnsi="Linux Libertine" w:cs="Linux Libertine"/>
-        </w:rPr>
-      </w:pPr>
-      <w:r>
-        <w:rPr>
-          <w:rFonts w:ascii="Linux Libertine" w:hAnsi="Linux Libertine" w:cs="Linux Libertine"/>
-        </w:rPr>
-        <w:t xml:space="preserve">Zoom: </w:t>
+        <w:t xml:space="preserve">Office Hours: by appointment </w:t>
+      </w:r>
+      <w:r>
+        <w:rPr>
+          <w:rFonts w:ascii="Linux Libertine" w:hAnsi="Linux Libertine" w:cs="Linux Libertine"/>
+        </w:rPr>
+        <w:t xml:space="preserve">at </w:t>
       </w:r>
       <w:hyperlink r:id="rId7" w:history="1">
         <w:r>
           <w:rPr>
+            <w:rStyle w:val="Hyperlink"/>
             <w:rFonts w:ascii="Linux Libertine" w:hAnsi="Linux Libertine" w:cs="Linux Libertine"/>
+            <w:color w:val="auto"/>
           </w:rPr>
-          <w:t>https://pratt.zoom.us/my/fcalado</w:t>
+          <w:t>https://calendly.com/fcalado-pratt/meeting</w:t>
         </w:r>
       </w:hyperlink>
-    </w:p>
-    <w:p>
-      <w:pPr>
-        <w:pStyle w:val="Textbody"/>
-        <w:rPr>
-          <w:rFonts w:ascii="Linux Libertine" w:hAnsi="Linux Libertine" w:cs="Linux Libertine"/>
-        </w:rPr>
-      </w:pPr>
-      <w:r>
-        <w:rPr>
-          <w:rFonts w:ascii="Linux Libertine" w:hAnsi="Linux Libertine" w:cs="Linux Libertine"/>
-        </w:rPr>
-        <w:t xml:space="preserve">Website: </w:t>
+      <w:r>
+        <w:rPr>
+          <w:rFonts w:ascii="Linux Libertine" w:hAnsi="Linux Libertine" w:cs="Linux Libertine"/>
+          <w:u w:val="single"/>
+        </w:rPr>
+        <w:t xml:space="preserve"> </w:t>
+      </w:r>
+    </w:p>
+    <w:p>
+      <w:pPr>
+        <w:pStyle w:val="Textbody"/>
+        <w:rPr>
+          <w:rFonts w:ascii="Linux Libertine" w:hAnsi="Linux Libertine" w:cs="Linux Libertine"/>
+        </w:rPr>
+      </w:pPr>
+      <w:r>
+        <w:rPr>
+          <w:rFonts w:ascii="Linux Libertine" w:hAnsi="Linux Libertine" w:cs="Linux Libertine"/>
+        </w:rPr>
+        <w:t>Phone: 718-687-5194</w:t>
+      </w:r>
+    </w:p>
+    <w:p>
+      <w:pPr>
+        <w:pStyle w:val="Textbody"/>
+        <w:rPr>
+          <w:rFonts w:ascii="Linux Libertine" w:hAnsi="Linux Libertine" w:cs="Linux Libertine"/>
+        </w:rPr>
+      </w:pPr>
+      <w:r>
+        <w:rPr>
+          <w:rFonts w:ascii="Linux Libertine" w:hAnsi="Linux Libertine" w:cs="Linux Libertine"/>
+        </w:rPr>
+        <w:t>Email: fcalado@pratt.edu</w:t>
+      </w:r>
+    </w:p>
+    <w:p>
+      <w:pPr>
+        <w:pStyle w:val="Textbody"/>
+        <w:rPr>
+          <w:rFonts w:ascii="Linux Libertine" w:hAnsi="Linux Libertine" w:cs="Linux Libertine"/>
+        </w:rPr>
+      </w:pPr>
+      <w:r>
+        <w:rPr>
+          <w:rFonts w:ascii="Linux Libertine" w:hAnsi="Linux Libertine" w:cs="Linux Libertine"/>
+        </w:rPr>
+        <w:t xml:space="preserve">Zoom: </w:t>
       </w:r>
       <w:hyperlink r:id="rId8" w:history="1">
         <w:r>
           <w:rPr>
             <w:rFonts w:ascii="Linux Libertine" w:hAnsi="Linux Libertine" w:cs="Linux Libertine"/>
+            <w:u w:val="single"/>
+          </w:rPr>
+          <w:t>https://pratt.zoom.us/my/fcalad</w:t>
+        </w:r>
+        <w:r>
+          <w:rPr>
+            <w:rFonts w:ascii="Linux Libertine" w:hAnsi="Linux Libertine" w:cs="Linux Libertine"/>
+            <w:u w:val="single"/>
+          </w:rPr>
+          <w:t>o</w:t>
+        </w:r>
+      </w:hyperlink>
+      <w:r>
+        <w:t xml:space="preserve">   </w:t>
+      </w:r>
+    </w:p>
+    <w:p>
+      <w:pPr>
+        <w:pStyle w:val="Textbody"/>
+        <w:rPr>
+          <w:rFonts w:ascii="Linux Libertine" w:hAnsi="Linux Libertine" w:cs="Linux Libertine"/>
+        </w:rPr>
+      </w:pPr>
+      <w:r>
+        <w:rPr>
+          <w:rFonts w:ascii="Linux Libertine" w:hAnsi="Linux Libertine" w:cs="Linux Libertine"/>
+        </w:rPr>
+        <w:t xml:space="preserve">Website: </w:t>
+      </w:r>
+      <w:hyperlink r:id="rId9" w:history="1">
+        <w:r>
+          <w:rPr>
+            <w:rFonts w:ascii="Linux Libertine" w:hAnsi="Linux Libertine" w:cs="Linux Libertine"/>
+            <w:u w:val="single"/>
           </w:rPr>
           <w:t>https://filipacalado.com</w:t>
         </w:r>
       </w:hyperlink>
+      <w:r>
+        <w:t xml:space="preserve"> </w:t>
+      </w:r>
     </w:p>
     <w:p>
       <w:pPr>
@@ -805,7 +843,7 @@
         </w:rPr>
         <w:t xml:space="preserve"> at </w:t>
       </w:r>
-      <w:hyperlink r:id="rId9" w:history="1">
+      <w:hyperlink r:id="rId10" w:history="1">
         <w:r>
           <w:rPr>
             <w:rStyle w:val="Hyperlink"/>
@@ -988,7 +1026,7 @@
         </w:rPr>
         <w:t xml:space="preserve">MS Library &amp; Information Science: Portfolio - </w:t>
       </w:r>
-      <w:hyperlink r:id="rId10" w:history="1">
+      <w:hyperlink r:id="rId11" w:history="1">
         <w:r>
           <w:rPr>
             <w:rStyle w:val="Hyperlink"/>
@@ -1037,7 +1075,7 @@
         </w:rPr>
         <w:t xml:space="preserve">MS Information Experience Design: Portfolio - </w:t>
       </w:r>
-      <w:hyperlink r:id="rId11" w:history="1">
+      <w:hyperlink r:id="rId12" w:history="1">
         <w:r>
           <w:rPr>
             <w:rStyle w:val="Hyperlink"/>
@@ -1086,7 +1124,7 @@
         </w:rPr>
         <w:t xml:space="preserve">MS Data Analytics and Visualization: Portfolio - </w:t>
       </w:r>
-      <w:hyperlink r:id="rId12" w:history="1">
+      <w:hyperlink r:id="rId13" w:history="1">
         <w:r>
           <w:rPr>
             <w:rStyle w:val="Hyperlink"/>
@@ -1144,7 +1182,7 @@
         </w:rPr>
         <w:t xml:space="preserve">MS Museums and Digital Culture: Portfolio - </w:t>
       </w:r>
-      <w:hyperlink r:id="rId13" w:history="1">
+      <w:hyperlink r:id="rId14" w:history="1">
         <w:r>
           <w:rPr>
             <w:rStyle w:val="Hyperlink"/>
@@ -1578,176 +1616,6 @@
         </w:rPr>
         <w:t xml:space="preserve">. Coding Rights, 2024, </w:t>
       </w:r>
-      <w:hyperlink r:id="rId14" w:history="1">
-        <w:r>
-          <w:rPr>
-            <w:rFonts w:ascii="Linux Libertine" w:hAnsi="Linux Libertine" w:cs="Linux Libertine"/>
-            <w:u w:val="single"/>
-          </w:rPr>
-          <w:t>https://codingrights.org/docs/compost_engineers.pdf</w:t>
-        </w:r>
-      </w:hyperlink>
-      <w:r>
-        <w:rPr>
-          <w:rFonts w:ascii="Linux Libertine" w:hAnsi="Linux Libertine" w:cs="Linux Libertine"/>
-        </w:rPr>
-        <w:t xml:space="preserve"> </w:t>
-      </w:r>
-    </w:p>
-    <w:p>
-      <w:pPr>
-        <w:pStyle w:val="Textbody"/>
-        <w:numPr>
-          <w:ilvl w:val="1"/>
-          <w:numId w:val="5"/>
-        </w:numPr>
-        <w:ind w:left="1789"/>
-        <w:rPr>
-          <w:rFonts w:ascii="Linux Libertine" w:hAnsi="Linux Libertine" w:cs="Linux Libertine"/>
-        </w:rPr>
-      </w:pPr>
-      <w:r>
-        <w:rPr>
-          <w:rFonts w:ascii="Linux Libertine" w:hAnsi="Linux Libertine" w:cs="Linux Libertine"/>
-        </w:rPr>
-        <w:t>Prompt: Pick an idea from the reading that interests you (either because you agree with it, disagree with it, or are otherwise provoked by it) and explain why. 1 page.</w:t>
-      </w:r>
-    </w:p>
-    <w:p>
-      <w:pPr>
-        <w:pStyle w:val="Textbody"/>
-        <w:rPr>
-          <w:rFonts w:ascii="Linux Libertine" w:hAnsi="Linux Libertine" w:cs="Linux Libertine"/>
-        </w:rPr>
-      </w:pPr>
-      <w:bookmarkStart w:id="22" w:name="org8796522"/>
-      <w:bookmarkStart w:id="23" w:name="OrgXref.org8796522"/>
-      <w:bookmarkEnd w:id="22"/>
-    </w:p>
-    <w:p>
-      <w:pPr>
-        <w:pStyle w:val="Textbody"/>
-        <w:rPr>
-          <w:rFonts w:ascii="Linux Libertine" w:hAnsi="Linux Libertine" w:cs="Linux Libertine"/>
-          <w:b/>
-          <w:bCs/>
-        </w:rPr>
-      </w:pPr>
-      <w:r>
-        <w:rPr>
-          <w:rFonts w:ascii="Linux Libertine" w:hAnsi="Linux Libertine" w:cs="Linux Libertine"/>
-          <w:b/>
-          <w:bCs/>
-        </w:rPr>
-        <w:t xml:space="preserve">June 5, session 3: </w:t>
-      </w:r>
-      <w:r>
-        <w:rPr>
-          <w:rFonts w:ascii="Linux Libertine" w:hAnsi="Linux Libertine" w:cs="Linux Libertine"/>
-          <w:b/>
-          <w:bCs/>
-        </w:rPr>
-        <w:t>scrapy continued</w:t>
-      </w:r>
-      <w:bookmarkEnd w:id="23"/>
-    </w:p>
-    <w:p>
-      <w:pPr>
-        <w:pStyle w:val="Textbody"/>
-        <w:ind w:left="709"/>
-        <w:rPr>
-          <w:rFonts w:ascii="Linux Libertine" w:hAnsi="Linux Libertine" w:cs="Linux Libertine"/>
-        </w:rPr>
-      </w:pPr>
-      <w:r>
-        <w:rPr>
-          <w:rFonts w:ascii="Linux Libertine" w:hAnsi="Linux Libertine" w:cs="Linux Libertine"/>
-        </w:rPr>
-        <w:t xml:space="preserve">Homework (due June 9): </w:t>
-      </w:r>
-      <w:r>
-        <w:rPr>
-          <w:rStyle w:val="Emphasis"/>
-          <w:rFonts w:ascii="Linux Libertine" w:hAnsi="Linux Libertine" w:cs="Linux Libertine"/>
-          <w:i w:val="0"/>
-          <w:iCs w:val="0"/>
-        </w:rPr>
-        <w:t>Compost Engineers</w:t>
-      </w:r>
-      <w:r>
-        <w:rPr>
-          <w:rFonts w:ascii="Linux Libertine" w:hAnsi="Linux Libertine" w:cs="Linux Libertine"/>
-        </w:rPr>
-        <w:t xml:space="preserve"> chapters 3 &amp; 4, and reading response (prompt below)</w:t>
-      </w:r>
-    </w:p>
-    <w:p>
-      <w:pPr>
-        <w:pStyle w:val="Textbody"/>
-        <w:numPr>
-          <w:ilvl w:val="1"/>
-          <w:numId w:val="5"/>
-        </w:numPr>
-        <w:ind w:left="1789"/>
-        <w:rPr>
-          <w:rFonts w:ascii="Linux Libertine" w:hAnsi="Linux Libertine" w:cs="Linux Libertine"/>
-        </w:rPr>
-      </w:pPr>
-      <w:r>
-        <w:rPr>
-          <w:rFonts w:ascii="Linux Libertine" w:hAnsi="Linux Libertine" w:cs="Linux Libertine"/>
-        </w:rPr>
-        <w:t xml:space="preserve">Joana Varon and Lucía </w:t>
-      </w:r>
-      <w:proofErr w:type="spellStart"/>
-      <w:r>
-        <w:rPr>
-          <w:rFonts w:ascii="Linux Libertine" w:hAnsi="Linux Libertine" w:cs="Linux Libertine"/>
-        </w:rPr>
-        <w:t>Egaña</w:t>
-      </w:r>
-      <w:proofErr w:type="spellEnd"/>
-      <w:r>
-        <w:rPr>
-          <w:rFonts w:ascii="Linux Libertine" w:hAnsi="Linux Libertine" w:cs="Linux Libertine"/>
-        </w:rPr>
-        <w:t xml:space="preserve"> Rojas. Chapters 3 &amp; 4 from </w:t>
-      </w:r>
-      <w:r>
-        <w:rPr>
-          <w:rStyle w:val="Emphasis"/>
-          <w:rFonts w:ascii="Linux Libertine" w:hAnsi="Linux Libertine" w:cs="Linux Libertine"/>
-          <w:i w:val="0"/>
-          <w:iCs w:val="0"/>
-        </w:rPr>
-        <w:t xml:space="preserve">Compost Engineers and Sus </w:t>
-      </w:r>
-      <w:proofErr w:type="spellStart"/>
-      <w:r>
-        <w:rPr>
-          <w:rStyle w:val="Emphasis"/>
-          <w:rFonts w:ascii="Linux Libertine" w:hAnsi="Linux Libertine" w:cs="Linux Libertine"/>
-          <w:i w:val="0"/>
-          <w:iCs w:val="0"/>
-        </w:rPr>
-        <w:t>Saberes</w:t>
-      </w:r>
-      <w:proofErr w:type="spellEnd"/>
-      <w:r>
-        <w:rPr>
-          <w:rStyle w:val="Emphasis"/>
-          <w:rFonts w:ascii="Linux Libertine" w:hAnsi="Linux Libertine" w:cs="Linux Libertine"/>
-          <w:i w:val="0"/>
-          <w:iCs w:val="0"/>
-        </w:rPr>
-        <w:t xml:space="preserve"> Lentos: A Manifest for Regenerative Technologies</w:t>
-      </w:r>
-      <w:r>
-        <w:rPr>
-          <w:rFonts w:ascii="Linux Libertine" w:hAnsi="Linux Libertine" w:cs="Linux Libertine"/>
-        </w:rPr>
-        <w:t xml:space="preserve">. Coding Rights, 2024, </w:t>
-      </w:r>
       <w:hyperlink r:id="rId15" w:history="1">
         <w:r>
           <w:rPr>
@@ -1761,7 +1629,7 @@
         <w:rPr>
           <w:rFonts w:ascii="Linux Libertine" w:hAnsi="Linux Libertine" w:cs="Linux Libertine"/>
         </w:rPr>
-        <w:t>.</w:t>
+        <w:t xml:space="preserve"> </w:t>
       </w:r>
     </w:p>
     <w:p>
@@ -1780,19 +1648,19 @@
         <w:rPr>
           <w:rFonts w:ascii="Linux Libertine" w:hAnsi="Linux Libertine" w:cs="Linux Libertine"/>
         </w:rPr>
-        <w:t>Prompt: From the authors' proposals, what do you find useful or surprising, and what do you have doubts about? 1 page.</w:t>
-      </w:r>
-    </w:p>
-    <w:p>
-      <w:pPr>
-        <w:pStyle w:val="Textbody"/>
-        <w:rPr>
-          <w:rFonts w:ascii="Linux Libertine" w:hAnsi="Linux Libertine" w:cs="Linux Libertine"/>
-        </w:rPr>
-      </w:pPr>
-      <w:bookmarkStart w:id="24" w:name="org75a88af"/>
-      <w:bookmarkStart w:id="25" w:name="OrgXref.org75a88af"/>
-      <w:bookmarkEnd w:id="24"/>
+        <w:t>Prompt: Pick an idea from the reading that interests you (either because you agree with it, disagree with it, or are otherwise provoked by it) and explain why. 1 page.</w:t>
+      </w:r>
+    </w:p>
+    <w:p>
+      <w:pPr>
+        <w:pStyle w:val="Textbody"/>
+        <w:rPr>
+          <w:rFonts w:ascii="Linux Libertine" w:hAnsi="Linux Libertine" w:cs="Linux Libertine"/>
+        </w:rPr>
+      </w:pPr>
+      <w:bookmarkStart w:id="22" w:name="org8796522"/>
+      <w:bookmarkStart w:id="23" w:name="OrgXref.org8796522"/>
+      <w:bookmarkEnd w:id="22"/>
     </w:p>
     <w:p>
       <w:pPr>
@@ -1809,17 +1677,17 @@
           <w:b/>
           <w:bCs/>
         </w:rPr>
-        <w:t xml:space="preserve">June 9, session 4: </w:t>
-      </w:r>
-      <w:bookmarkEnd w:id="25"/>
+        <w:t xml:space="preserve">June 5, session 3: </w:t>
+      </w:r>
       <w:r>
         <w:rPr>
           <w:rFonts w:ascii="Linux Libertine" w:hAnsi="Linux Libertine" w:cs="Linux Libertine"/>
           <w:b/>
           <w:bCs/>
         </w:rPr>
-        <w:t>XHR</w:t>
-      </w:r>
+        <w:t>scrapy continued</w:t>
+      </w:r>
+      <w:bookmarkEnd w:id="23"/>
     </w:p>
     <w:p>
       <w:pPr>
@@ -1833,33 +1701,22 @@
         <w:rPr>
           <w:rFonts w:ascii="Linux Libertine" w:hAnsi="Linux Libertine" w:cs="Linux Libertine"/>
         </w:rPr>
-        <w:t>Assignment (due June 1</w:t>
-      </w:r>
-      <w:r>
-        <w:rPr>
-          <w:rFonts w:ascii="Linux Libertine" w:hAnsi="Linux Libertine" w:cs="Linux Libertine"/>
-        </w:rPr>
-        <w:t>9</w:t>
-      </w:r>
-      <w:r>
-        <w:rPr>
-          <w:rFonts w:ascii="Linux Libertine" w:hAnsi="Linux Libertine" w:cs="Linux Libertine"/>
-        </w:rPr>
-        <w:t xml:space="preserve">): </w:t>
-      </w:r>
-      <w:proofErr w:type="spellStart"/>
-      <w:r>
-        <w:rPr>
-          <w:rFonts w:ascii="Linux Libertine" w:hAnsi="Linux Libertine" w:cs="Linux Libertine"/>
-        </w:rPr>
-        <w:t>analog</w:t>
-      </w:r>
-      <w:proofErr w:type="spellEnd"/>
-      <w:r>
-        <w:rPr>
-          <w:rFonts w:ascii="Linux Libertine" w:hAnsi="Linux Libertine" w:cs="Linux Libertine"/>
-        </w:rPr>
-        <w:t xml:space="preserve"> tracking</w:t>
+        <w:t xml:space="preserve">Homework (due June 9): </w:t>
+      </w:r>
+      <w:r>
+        <w:rPr>
+          <w:rStyle w:val="Emphasis"/>
+          <w:rFonts w:ascii="Linux Libertine" w:hAnsi="Linux Libertine" w:cs="Linux Libertine"/>
+          <w:i w:val="0"/>
+          <w:iCs w:val="0"/>
+        </w:rPr>
+        <w:t>Compost Engineers</w:t>
+      </w:r>
+      <w:r>
+        <w:rPr>
+          <w:rFonts w:ascii="Linux Libertine" w:hAnsi="Linux Libertine" w:cs="Linux Libertine"/>
+        </w:rPr>
+        <w:t xml:space="preserve"> chapters 3 &amp; 4, and reading response (prompt below)</w:t>
       </w:r>
     </w:p>
     <w:p>
@@ -1878,6 +1735,187 @@
         <w:rPr>
           <w:rFonts w:ascii="Linux Libertine" w:hAnsi="Linux Libertine" w:cs="Linux Libertine"/>
         </w:rPr>
+        <w:t xml:space="preserve">Joana Varon and Lucía </w:t>
+      </w:r>
+      <w:proofErr w:type="spellStart"/>
+      <w:r>
+        <w:rPr>
+          <w:rFonts w:ascii="Linux Libertine" w:hAnsi="Linux Libertine" w:cs="Linux Libertine"/>
+        </w:rPr>
+        <w:t>Egaña</w:t>
+      </w:r>
+      <w:proofErr w:type="spellEnd"/>
+      <w:r>
+        <w:rPr>
+          <w:rFonts w:ascii="Linux Libertine" w:hAnsi="Linux Libertine" w:cs="Linux Libertine"/>
+        </w:rPr>
+        <w:t xml:space="preserve"> Rojas. Chapters 3 &amp; 4 from </w:t>
+      </w:r>
+      <w:r>
+        <w:rPr>
+          <w:rStyle w:val="Emphasis"/>
+          <w:rFonts w:ascii="Linux Libertine" w:hAnsi="Linux Libertine" w:cs="Linux Libertine"/>
+          <w:i w:val="0"/>
+          <w:iCs w:val="0"/>
+        </w:rPr>
+        <w:t xml:space="preserve">Compost Engineers and Sus </w:t>
+      </w:r>
+      <w:proofErr w:type="spellStart"/>
+      <w:r>
+        <w:rPr>
+          <w:rStyle w:val="Emphasis"/>
+          <w:rFonts w:ascii="Linux Libertine" w:hAnsi="Linux Libertine" w:cs="Linux Libertine"/>
+          <w:i w:val="0"/>
+          <w:iCs w:val="0"/>
+        </w:rPr>
+        <w:t>Saberes</w:t>
+      </w:r>
+      <w:proofErr w:type="spellEnd"/>
+      <w:r>
+        <w:rPr>
+          <w:rStyle w:val="Emphasis"/>
+          <w:rFonts w:ascii="Linux Libertine" w:hAnsi="Linux Libertine" w:cs="Linux Libertine"/>
+          <w:i w:val="0"/>
+          <w:iCs w:val="0"/>
+        </w:rPr>
+        <w:t xml:space="preserve"> Lentos: A Manifest for Regenerative Technologies</w:t>
+      </w:r>
+      <w:r>
+        <w:rPr>
+          <w:rFonts w:ascii="Linux Libertine" w:hAnsi="Linux Libertine" w:cs="Linux Libertine"/>
+        </w:rPr>
+        <w:t xml:space="preserve">. Coding Rights, 2024, </w:t>
+      </w:r>
+      <w:hyperlink r:id="rId16" w:history="1">
+        <w:r>
+          <w:rPr>
+            <w:rFonts w:ascii="Linux Libertine" w:hAnsi="Linux Libertine" w:cs="Linux Libertine"/>
+            <w:u w:val="single"/>
+          </w:rPr>
+          <w:t>https://codingrights.org/docs/compost_engineers.pdf</w:t>
+        </w:r>
+      </w:hyperlink>
+      <w:r>
+        <w:rPr>
+          <w:rFonts w:ascii="Linux Libertine" w:hAnsi="Linux Libertine" w:cs="Linux Libertine"/>
+        </w:rPr>
+        <w:t>.</w:t>
+      </w:r>
+    </w:p>
+    <w:p>
+      <w:pPr>
+        <w:pStyle w:val="Textbody"/>
+        <w:numPr>
+          <w:ilvl w:val="1"/>
+          <w:numId w:val="5"/>
+        </w:numPr>
+        <w:ind w:left="1789"/>
+        <w:rPr>
+          <w:rFonts w:ascii="Linux Libertine" w:hAnsi="Linux Libertine" w:cs="Linux Libertine"/>
+        </w:rPr>
+      </w:pPr>
+      <w:r>
+        <w:rPr>
+          <w:rFonts w:ascii="Linux Libertine" w:hAnsi="Linux Libertine" w:cs="Linux Libertine"/>
+        </w:rPr>
+        <w:t>Prompt: From the authors' proposals, what do you find useful or surprising, and what do you have doubts about? 1 page.</w:t>
+      </w:r>
+    </w:p>
+    <w:p>
+      <w:pPr>
+        <w:pStyle w:val="Textbody"/>
+        <w:rPr>
+          <w:rFonts w:ascii="Linux Libertine" w:hAnsi="Linux Libertine" w:cs="Linux Libertine"/>
+        </w:rPr>
+      </w:pPr>
+      <w:bookmarkStart w:id="24" w:name="org75a88af"/>
+      <w:bookmarkStart w:id="25" w:name="OrgXref.org75a88af"/>
+      <w:bookmarkEnd w:id="24"/>
+    </w:p>
+    <w:p>
+      <w:pPr>
+        <w:pStyle w:val="Textbody"/>
+        <w:rPr>
+          <w:rFonts w:ascii="Linux Libertine" w:hAnsi="Linux Libertine" w:cs="Linux Libertine"/>
+          <w:b/>
+          <w:bCs/>
+        </w:rPr>
+      </w:pPr>
+      <w:r>
+        <w:rPr>
+          <w:rFonts w:ascii="Linux Libertine" w:hAnsi="Linux Libertine" w:cs="Linux Libertine"/>
+          <w:b/>
+          <w:bCs/>
+        </w:rPr>
+        <w:t xml:space="preserve">June 9, session 4: </w:t>
+      </w:r>
+      <w:bookmarkEnd w:id="25"/>
+      <w:r>
+        <w:rPr>
+          <w:rFonts w:ascii="Linux Libertine" w:hAnsi="Linux Libertine" w:cs="Linux Libertine"/>
+          <w:b/>
+          <w:bCs/>
+        </w:rPr>
+        <w:t>XHR</w:t>
+      </w:r>
+    </w:p>
+    <w:p>
+      <w:pPr>
+        <w:pStyle w:val="Textbody"/>
+        <w:ind w:left="709"/>
+        <w:rPr>
+          <w:rFonts w:ascii="Linux Libertine" w:hAnsi="Linux Libertine" w:cs="Linux Libertine"/>
+        </w:rPr>
+      </w:pPr>
+      <w:r>
+        <w:rPr>
+          <w:rFonts w:ascii="Linux Libertine" w:hAnsi="Linux Libertine" w:cs="Linux Libertine"/>
+        </w:rPr>
+        <w:t>Assignment (due June 1</w:t>
+      </w:r>
+      <w:r>
+        <w:rPr>
+          <w:rFonts w:ascii="Linux Libertine" w:hAnsi="Linux Libertine" w:cs="Linux Libertine"/>
+        </w:rPr>
+        <w:t>9</w:t>
+      </w:r>
+      <w:r>
+        <w:rPr>
+          <w:rFonts w:ascii="Linux Libertine" w:hAnsi="Linux Libertine" w:cs="Linux Libertine"/>
+        </w:rPr>
+        <w:t xml:space="preserve">): </w:t>
+      </w:r>
+      <w:proofErr w:type="spellStart"/>
+      <w:r>
+        <w:rPr>
+          <w:rFonts w:ascii="Linux Libertine" w:hAnsi="Linux Libertine" w:cs="Linux Libertine"/>
+        </w:rPr>
+        <w:t>analog</w:t>
+      </w:r>
+      <w:proofErr w:type="spellEnd"/>
+      <w:r>
+        <w:rPr>
+          <w:rFonts w:ascii="Linux Libertine" w:hAnsi="Linux Libertine" w:cs="Linux Libertine"/>
+        </w:rPr>
+        <w:t xml:space="preserve"> tracking</w:t>
+      </w:r>
+    </w:p>
+    <w:p>
+      <w:pPr>
+        <w:pStyle w:val="Textbody"/>
+        <w:numPr>
+          <w:ilvl w:val="1"/>
+          <w:numId w:val="5"/>
+        </w:numPr>
+        <w:ind w:left="1789"/>
+        <w:rPr>
+          <w:rFonts w:ascii="Linux Libertine" w:hAnsi="Linux Libertine" w:cs="Linux Libertine"/>
+        </w:rPr>
+      </w:pPr>
+      <w:r>
+        <w:rPr>
+          <w:rFonts w:ascii="Linux Libertine" w:hAnsi="Linux Libertine" w:cs="Linux Libertine"/>
+        </w:rPr>
         <w:t xml:space="preserve">Track something IRL for 5 days (see instructions on </w:t>
       </w:r>
       <w:proofErr w:type="spellStart"/>
@@ -1947,7 +1985,19 @@
         <w:rPr>
           <w:rFonts w:ascii="Linux Libertine" w:hAnsi="Linux Libertine" w:cs="Linux Libertine"/>
         </w:rPr>
-        <w:t>Assignment (due June 16): dataset proposal</w:t>
+        <w:t>Homework</w:t>
+      </w:r>
+      <w:r>
+        <w:rPr>
+          <w:rFonts w:ascii="Linux Libertine" w:hAnsi="Linux Libertine" w:cs="Linux Libertine"/>
+        </w:rPr>
+        <w:t xml:space="preserve"> (due June 16): data </w:t>
+      </w:r>
+      <w:r>
+        <w:rPr>
+          <w:rFonts w:ascii="Linux Libertine" w:hAnsi="Linux Libertine" w:cs="Linux Libertine"/>
+        </w:rPr>
+        <w:t>brainstorm</w:t>
       </w:r>
     </w:p>
     <w:p>
@@ -1966,14 +2016,46 @@
         <w:rPr>
           <w:rFonts w:ascii="Linux Libertine" w:hAnsi="Linux Libertine" w:cs="Linux Libertine"/>
         </w:rPr>
-        <w:t xml:space="preserve">What is the dataset you’d like to create for your final project, and how will you go about collecting it? Include 1 paragraph about your interest in the data and a bulleted list with concrete steps for gathering the data using Python or other </w:t>
+        <w:t xml:space="preserve">What is the data you’d like to </w:t>
+      </w:r>
+      <w:r>
+        <w:rPr>
+          <w:rFonts w:ascii="Linux Libertine" w:hAnsi="Linux Libertine" w:cs="Linux Libertine"/>
+        </w:rPr>
+        <w:t>work with</w:t>
+      </w:r>
+      <w:r>
+        <w:rPr>
+          <w:rFonts w:ascii="Linux Libertine" w:hAnsi="Linux Libertine" w:cs="Linux Libertine"/>
+        </w:rPr>
+        <w:t xml:space="preserve"> for your final project, and how will you go about collecting </w:t>
+      </w:r>
+      <w:r>
+        <w:rPr>
+          <w:rFonts w:ascii="Linux Libertine" w:hAnsi="Linux Libertine" w:cs="Linux Libertine"/>
+        </w:rPr>
+        <w:t xml:space="preserve">and/or handling </w:t>
+      </w:r>
+      <w:proofErr w:type="spellStart"/>
+      <w:r>
+        <w:rPr>
+          <w:rFonts w:ascii="Linux Libertine" w:hAnsi="Linux Libertine" w:cs="Linux Libertine"/>
+        </w:rPr>
+        <w:t xml:space="preserve">it? </w:t>
+      </w:r>
+      <w:proofErr w:type="spellEnd"/>
+      <w:r>
+        <w:rPr>
+          <w:rFonts w:ascii="Linux Libertine" w:hAnsi="Linux Libertine" w:cs="Linux Libertine"/>
+        </w:rPr>
+        <w:t xml:space="preserve">Include 1 paragraph about your interest in the data and a bulleted list with concrete steps for gathering the data </w:t>
       </w:r>
       <w:r>
         <w:rPr>
           <w:rFonts w:ascii="Linux Libertine" w:hAnsi="Linux Libertine" w:cs="Linux Libertine"/>
         </w:rPr>
         <w:lastRenderedPageBreak/>
-        <w:t>tools. 1 page, double-spaced, submitted on canvas.</w:t>
+        <w:t>using Python or other tools. 1 page, double-spaced, submitted on canvas.</w:t>
       </w:r>
       <w:r>
         <w:rPr>
@@ -2140,40 +2222,11 @@
     <w:p>
       <w:pPr>
         <w:pStyle w:val="Textbody"/>
-        <w:ind w:left="709"/>
-        <w:rPr>
-          <w:rFonts w:ascii="Linux Libertine" w:hAnsi="Linux Libertine" w:cs="Linux Libertine"/>
-          <w:b/>
-          <w:bCs/>
+        <w:rPr>
+          <w:rFonts w:ascii="Linux Libertine" w:hAnsi="Linux Libertine" w:cs="Linux Libertine"/>
         </w:rPr>
       </w:pPr>
       <w:bookmarkStart w:id="31" w:name="OrgXref.org07cf6a4"/>
-      <w:r>
-        <w:rPr>
-          <w:rFonts w:ascii="Linux Libertine" w:hAnsi="Linux Libertine" w:cs="Linux Libertine"/>
-        </w:rPr>
-        <w:t xml:space="preserve">Group Assignment (due in one week, on June </w:t>
-      </w:r>
-      <w:r>
-        <w:rPr>
-          <w:rFonts w:ascii="Linux Libertine" w:hAnsi="Linux Libertine" w:cs="Linux Libertine"/>
-        </w:rPr>
-        <w:t>30</w:t>
-      </w:r>
-      <w:r>
-        <w:rPr>
-          <w:rFonts w:ascii="Linux Libertine" w:hAnsi="Linux Libertine" w:cs="Linux Libertine"/>
-        </w:rPr>
-        <w:t>): write a 30-minute python tutorial for creating a bot that posts or scrapes a social media app of your choice</w:t>
-      </w:r>
-    </w:p>
-    <w:p>
-      <w:pPr>
-        <w:pStyle w:val="Textbody"/>
-        <w:rPr>
-          <w:rFonts w:ascii="Linux Libertine" w:hAnsi="Linux Libertine" w:cs="Linux Libertine"/>
-        </w:rPr>
-      </w:pPr>
     </w:p>
     <w:p>
       <w:pPr>
@@ -2247,7 +2300,7 @@
           <w:b/>
           <w:bCs/>
         </w:rPr>
-        <w:t xml:space="preserve"> &amp; group projects</w:t>
+        <w:t xml:space="preserve"> 1</w:t>
       </w:r>
     </w:p>
     <w:p>
@@ -2288,68 +2341,7 @@
           <w:b/>
           <w:bCs/>
         </w:rPr>
-        <w:t>group projects</w:t>
-      </w:r>
-    </w:p>
-    <w:p>
-      <w:pPr>
-        <w:pStyle w:val="Textbody"/>
-        <w:rPr>
-          <w:rFonts w:ascii="Linux Libertine" w:hAnsi="Linux Libertine" w:cs="Linux Libertine"/>
-          <w:b/>
-          <w:bCs/>
-        </w:rPr>
-      </w:pPr>
-    </w:p>
-    <w:p>
-      <w:pPr>
-        <w:pStyle w:val="Textbody"/>
-        <w:rPr>
-          <w:rFonts w:ascii="Linux Libertine" w:hAnsi="Linux Libertine" w:cs="Linux Libertine"/>
-          <w:b/>
-          <w:bCs/>
-        </w:rPr>
-      </w:pPr>
-      <w:r>
-        <w:rPr>
-          <w:rFonts w:ascii="Linux Libertine" w:hAnsi="Linux Libertine" w:cs="Linux Libertine"/>
-          <w:b/>
-          <w:bCs/>
-        </w:rPr>
-        <w:t xml:space="preserve">(online) June 30, session 10: </w:t>
-      </w:r>
-      <w:bookmarkEnd w:id="38"/>
-      <w:r>
-        <w:rPr>
-          <w:rFonts w:ascii="Linux Libertine" w:hAnsi="Linux Libertine" w:cs="Linux Libertine"/>
-          <w:b/>
-          <w:bCs/>
-        </w:rPr>
-        <w:t>group project</w:t>
-      </w:r>
-      <w:r>
-        <w:rPr>
-          <w:rFonts w:ascii="Linux Libertine" w:hAnsi="Linux Libertine" w:cs="Linux Libertine"/>
-          <w:b/>
-          <w:bCs/>
-        </w:rPr>
-        <w:t xml:space="preserve"> presentations</w:t>
-      </w:r>
-      <w:r>
-        <w:rPr>
-          <w:rFonts w:ascii="Linux Libertine" w:hAnsi="Linux Libertine" w:cs="Linux Libertine"/>
-          <w:b/>
-          <w:bCs/>
-        </w:rPr>
-        <w:t xml:space="preserve">, </w:t>
-      </w:r>
-      <w:r>
-        <w:rPr>
-          <w:rFonts w:ascii="Linux Libertine" w:hAnsi="Linux Libertine" w:cs="Linux Libertine"/>
-          <w:b/>
-          <w:bCs/>
-        </w:rPr>
-        <w:t>introduce final project</w:t>
+        <w:t>twitter bots 2 &amp; final projects</w:t>
       </w:r>
     </w:p>
     <w:p>
@@ -2364,95 +2356,80 @@
         <w:rPr>
           <w:rFonts w:ascii="Linux Libertine" w:hAnsi="Linux Libertine" w:cs="Linux Libertine"/>
         </w:rPr>
-        <w:t>Homework (due July 3): project proposal due on Canvas</w:t>
-      </w:r>
-      <w:bookmarkStart w:id="39" w:name="orgc0b28ba"/>
-      <w:bookmarkStart w:id="40" w:name="OrgXref.orgc0b28ba"/>
-      <w:bookmarkEnd w:id="39"/>
-      <w:r>
-        <w:rPr>
-          <w:rFonts w:ascii="Linux Libertine" w:hAnsi="Linux Libertine" w:cs="Linux Libertine"/>
-        </w:rPr>
-        <w:t>, addressing the following:</w:t>
+        <w:t>Assignment</w:t>
+      </w:r>
+      <w:r>
+        <w:rPr>
+          <w:rFonts w:ascii="Linux Libertine" w:hAnsi="Linux Libertine" w:cs="Linux Libertine"/>
+        </w:rPr>
+        <w:t xml:space="preserve"> (due July 3): </w:t>
+      </w:r>
+      <w:r>
+        <w:rPr>
+          <w:rFonts w:ascii="Linux Libertine" w:hAnsi="Linux Libertine" w:cs="Linux Libertine"/>
+        </w:rPr>
+        <w:t>Project Proposal</w:t>
       </w:r>
     </w:p>
     <w:p>
       <w:pPr>
         <w:pStyle w:val="Textbody"/>
         <w:numPr>
-          <w:ilvl w:val="1"/>
-          <w:numId w:val="5"/>
+          <w:ilvl w:val="0"/>
+          <w:numId w:val="23"/>
         </w:numPr>
-        <w:ind w:left="1789"/>
-        <w:rPr>
-          <w:rFonts w:ascii="Linux Libertine" w:hAnsi="Linux Libertine" w:cs="Linux Libertine"/>
-        </w:rPr>
-      </w:pPr>
-      <w:r>
-        <w:rPr>
-          <w:rFonts w:ascii="Linux Libertine" w:hAnsi="Linux Libertine" w:cs="Linux Libertine"/>
-        </w:rPr>
-        <w:t>Data: w</w:t>
-      </w:r>
-      <w:r>
-        <w:rPr>
-          <w:rFonts w:ascii="Linux Libertine" w:hAnsi="Linux Libertine" w:cs="Linux Libertine"/>
-        </w:rPr>
-        <w:t>hat is the dataset you'd like to create for your final project? Where would you get the data, and how would you</w:t>
-      </w:r>
-      <w:r>
-        <w:rPr>
-          <w:rFonts w:ascii="Linux Libertine" w:hAnsi="Linux Libertine" w:cs="Linux Libertine"/>
-        </w:rPr>
-        <w:t xml:space="preserve"> process/clean </w:t>
-      </w:r>
-      <w:r>
-        <w:rPr>
-          <w:rFonts w:ascii="Linux Libertine" w:hAnsi="Linux Libertine" w:cs="Linux Libertine"/>
-        </w:rPr>
-        <w:t xml:space="preserve">it? </w:t>
+        <w:rPr>
+          <w:rFonts w:ascii="Linux Libertine" w:hAnsi="Linux Libertine" w:cs="Linux Libertine"/>
+        </w:rPr>
+      </w:pPr>
+      <w:r>
+        <w:t>Write a 1 paragraph proposal for your tutorial. What will you teach your classmates how to do? What are the individual steps involved in the process?</w:t>
       </w:r>
     </w:p>
     <w:p>
       <w:pPr>
         <w:pStyle w:val="Textbody"/>
         <w:numPr>
-          <w:ilvl w:val="1"/>
-          <w:numId w:val="5"/>
+          <w:ilvl w:val="0"/>
+          <w:numId w:val="23"/>
         </w:numPr>
-        <w:ind w:left="1789"/>
-        <w:rPr>
-          <w:rFonts w:ascii="Linux Libertine" w:hAnsi="Linux Libertine" w:cs="Linux Libertine"/>
-        </w:rPr>
-      </w:pPr>
-      <w:r>
-        <w:rPr>
-          <w:rFonts w:ascii="Linux Libertine" w:hAnsi="Linux Libertine" w:cs="Linux Libertine"/>
-        </w:rPr>
-        <w:t xml:space="preserve">Workflow: what </w:t>
+        <w:rPr>
+          <w:rFonts w:ascii="Linux Libertine" w:hAnsi="Linux Libertine" w:cs="Linux Libertine"/>
+        </w:rPr>
+      </w:pPr>
+      <w:r>
+        <w:t>Include a draft of some code you're working on, even if it's very preliminary state. Attach it as a .</w:t>
+      </w:r>
+      <w:proofErr w:type="spellStart"/>
+      <w:r>
+        <w:t>py</w:t>
+      </w:r>
+      <w:proofErr w:type="spellEnd"/>
+      <w:r>
+        <w:t xml:space="preserve"> </w:t>
       </w:r>
       <w:proofErr w:type="gramStart"/>
       <w:r>
-        <w:rPr>
-          <w:rFonts w:ascii="Linux Libertine" w:hAnsi="Linux Libertine" w:cs="Linux Libertine"/>
-        </w:rPr>
-        <w:t>is</w:t>
-      </w:r>
+        <w:t>or .</w:t>
+      </w:r>
+      <w:proofErr w:type="spellStart"/>
+      <w:r>
+        <w:t>ipynb</w:t>
+      </w:r>
+      <w:proofErr w:type="spellEnd"/>
       <w:proofErr w:type="gramEnd"/>
       <w:r>
-        <w:rPr>
-          <w:rFonts w:ascii="Linux Libertine" w:hAnsi="Linux Libertine" w:cs="Linux Libertine"/>
-        </w:rPr>
-        <w:t xml:space="preserve"> the steps to making your bot work? </w:t>
-      </w:r>
-    </w:p>
-    <w:p>
-      <w:pPr>
-        <w:pStyle w:val="Textbody"/>
-        <w:rPr>
-          <w:rFonts w:ascii="Linux Libertine" w:hAnsi="Linux Libertine" w:cs="Linux Libertine"/>
-        </w:rPr>
-      </w:pPr>
+        <w:t xml:space="preserve"> file.</w:t>
+      </w:r>
+      <w:r>
+        <w:rPr>
+          <w:rFonts w:ascii="Linux Libertine" w:hAnsi="Linux Libertine" w:cs="Linux Libertine"/>
+        </w:rPr>
+        <w:t xml:space="preserve"> </w:t>
+      </w:r>
+      <w:r>
+        <w:t>You may include the proposal paragraph as a long comment in the python file, or you can submit both as separate files.</w:t>
+      </w:r>
     </w:p>
     <w:p>
       <w:pPr>
@@ -2469,6 +2446,7 @@
           <w:u w:val="single"/>
         </w:rPr>
       </w:pPr>
+      <w:bookmarkStart w:id="39" w:name="OrgXref.orgc0b28ba"/>
       <w:r>
         <w:rPr>
           <w:rFonts w:ascii="Linux Libertine" w:hAnsi="Linux Libertine" w:cs="Linux Libertine"/>
@@ -2494,38 +2472,14 @@
           <w:bCs w:val="0"/>
           <w:u w:val="single"/>
         </w:rPr>
-        <w:t xml:space="preserve"> project workshops &amp; presentations </w:t>
-      </w:r>
-      <w:r>
-        <w:rPr>
-          <w:rFonts w:ascii="Linux Libertine" w:hAnsi="Linux Libertine" w:cs="Linux Libertine"/>
-          <w:b w:val="0"/>
-          <w:bCs w:val="0"/>
-          <w:u w:val="single"/>
-        </w:rPr>
-        <w:t>–</w:t>
-      </w:r>
-      <w:r>
-        <w:rPr>
-          <w:rFonts w:ascii="Linux Libertine" w:hAnsi="Linux Libertine" w:cs="Linux Libertine"/>
-          <w:b w:val="0"/>
-          <w:bCs w:val="0"/>
-          <w:u w:val="single"/>
-        </w:rPr>
-        <w:t xml:space="preserve"> 1 week</w:t>
-      </w:r>
-      <w:bookmarkEnd w:id="40"/>
-    </w:p>
-    <w:p>
-      <w:pPr>
-        <w:pStyle w:val="Textbody"/>
-        <w:rPr>
-          <w:rFonts w:ascii="Linux Libertine" w:hAnsi="Linux Libertine" w:cs="Linux Libertine"/>
-        </w:rPr>
-      </w:pPr>
-      <w:bookmarkStart w:id="41" w:name="org0de3fa4"/>
-      <w:bookmarkStart w:id="42" w:name="OrgXref.org0de3fa4"/>
-      <w:bookmarkEnd w:id="41"/>
+        <w:t xml:space="preserve"> project workshops &amp; presentations – 1 week</w:t>
+      </w:r>
+      <w:bookmarkEnd w:id="39"/>
+    </w:p>
+    <w:p>
+      <w:pPr>
+        <w:pStyle w:val="Textbody"/>
+      </w:pPr>
     </w:p>
     <w:p>
       <w:pPr>
@@ -2542,44 +2496,24 @@
           <w:b/>
           <w:bCs/>
         </w:rPr>
-        <w:t>(online) July 3, final projects</w:t>
-      </w:r>
-      <w:bookmarkEnd w:id="42"/>
-    </w:p>
-    <w:p>
-      <w:pPr>
-        <w:pStyle w:val="Textbody"/>
-        <w:ind w:firstLine="709"/>
-        <w:rPr>
-          <w:rFonts w:ascii="Linux Libertine" w:hAnsi="Linux Libertine" w:cs="Linux Libertine"/>
-        </w:rPr>
-      </w:pPr>
-      <w:r>
-        <w:rPr>
-          <w:rFonts w:ascii="Linux Libertine" w:hAnsi="Linux Libertine" w:cs="Linux Libertine"/>
-        </w:rPr>
-        <w:t>Work on projects</w:t>
-      </w:r>
-    </w:p>
-    <w:p>
-      <w:pPr>
-        <w:pStyle w:val="Textbody"/>
-        <w:rPr>
-          <w:rFonts w:ascii="Linux Libertine" w:hAnsi="Linux Libertine" w:cs="Linux Libertine"/>
-        </w:rPr>
-      </w:pPr>
-      <w:bookmarkStart w:id="43" w:name="orgc664c83"/>
-      <w:bookmarkStart w:id="44" w:name="OrgXref.orgc664c83"/>
-      <w:bookmarkEnd w:id="43"/>
-    </w:p>
-    <w:p>
-      <w:pPr>
-        <w:pStyle w:val="Textbody"/>
+        <w:t xml:space="preserve">(online) June 30, session 10: </w:t>
+      </w:r>
+      <w:bookmarkEnd w:id="38"/>
+      <w:r>
         <w:rPr>
           <w:rFonts w:ascii="Linux Libertine" w:hAnsi="Linux Libertine" w:cs="Linux Libertine"/>
           <w:b/>
           <w:bCs/>
         </w:rPr>
+        <w:t>final project workshop</w:t>
+      </w:r>
+    </w:p>
+    <w:p>
+      <w:pPr>
+        <w:pStyle w:val="Textbody"/>
+        <w:rPr>
+          <w:rFonts w:ascii="Linux Libertine" w:hAnsi="Linux Libertine" w:cs="Linux Libertine"/>
+        </w:rPr>
       </w:pPr>
       <w:r>
         <w:rPr>
@@ -2587,12 +2521,105 @@
           <w:b/>
           <w:bCs/>
         </w:rPr>
+        <w:tab/>
+      </w:r>
+      <w:r>
+        <w:rPr>
+          <w:rFonts w:ascii="Linux Libertine" w:hAnsi="Linux Libertine" w:cs="Linux Libertine"/>
+        </w:rPr>
+        <w:t>Work on projects</w:t>
+      </w:r>
+      <w:bookmarkStart w:id="40" w:name="org0de3fa4"/>
+      <w:bookmarkStart w:id="41" w:name="OrgXref.org0de3fa4"/>
+      <w:bookmarkEnd w:id="40"/>
+    </w:p>
+    <w:p>
+      <w:pPr>
+        <w:pStyle w:val="Textbody"/>
+        <w:rPr>
+          <w:rFonts w:ascii="Linux Libertine" w:hAnsi="Linux Libertine" w:cs="Linux Libertine"/>
+        </w:rPr>
+      </w:pPr>
+    </w:p>
+    <w:p>
+      <w:pPr>
+        <w:pStyle w:val="Textbody"/>
+        <w:rPr>
+          <w:rFonts w:ascii="Linux Libertine" w:hAnsi="Linux Libertine" w:cs="Linux Libertine"/>
+          <w:b/>
+          <w:bCs/>
+        </w:rPr>
+      </w:pPr>
+      <w:r>
+        <w:rPr>
+          <w:rFonts w:ascii="Linux Libertine" w:hAnsi="Linux Libertine" w:cs="Linux Libertine"/>
+          <w:b/>
+          <w:bCs/>
+        </w:rPr>
+        <w:t>(online) July 3, final projects</w:t>
+      </w:r>
+      <w:bookmarkEnd w:id="41"/>
+      <w:r>
+        <w:rPr>
+          <w:rFonts w:ascii="Linux Libertine" w:hAnsi="Linux Libertine" w:cs="Linux Libertine"/>
+          <w:b/>
+          <w:bCs/>
+        </w:rPr>
+        <w:t xml:space="preserve"> workshop</w:t>
+      </w:r>
+    </w:p>
+    <w:p>
+      <w:pPr>
+        <w:pStyle w:val="Textbody"/>
+        <w:ind w:firstLine="709"/>
+        <w:rPr>
+          <w:rFonts w:ascii="Linux Libertine" w:hAnsi="Linux Libertine" w:cs="Linux Libertine"/>
+        </w:rPr>
+      </w:pPr>
+      <w:r>
+        <w:rPr>
+          <w:rFonts w:ascii="Linux Libertine" w:hAnsi="Linux Libertine" w:cs="Linux Libertine"/>
+        </w:rPr>
+        <w:t>Work on projects</w:t>
+      </w:r>
+    </w:p>
+    <w:p>
+      <w:pPr>
+        <w:pStyle w:val="Textbody"/>
+        <w:rPr>
+          <w:rFonts w:ascii="Linux Libertine" w:hAnsi="Linux Libertine" w:cs="Linux Libertine"/>
+        </w:rPr>
+      </w:pPr>
+      <w:bookmarkStart w:id="42" w:name="orgc664c83"/>
+      <w:bookmarkStart w:id="43" w:name="OrgXref.orgc664c83"/>
+      <w:bookmarkEnd w:id="42"/>
+    </w:p>
+    <w:p>
+      <w:pPr>
+        <w:pStyle w:val="Textbody"/>
+        <w:rPr>
+          <w:rFonts w:ascii="Linux Libertine" w:hAnsi="Linux Libertine" w:cs="Linux Libertine"/>
+          <w:b/>
+          <w:bCs/>
+        </w:rPr>
+      </w:pPr>
+      <w:r>
+        <w:rPr>
+          <w:rFonts w:ascii="Linux Libertine" w:hAnsi="Linux Libertine" w:cs="Linux Libertine"/>
+          <w:b/>
+          <w:bCs/>
+        </w:rPr>
         <w:t>(online) July 7, final project presentations</w:t>
       </w:r>
-      <w:bookmarkStart w:id="45" w:name="org76b5f3f"/>
-      <w:bookmarkStart w:id="46" w:name="OrgXref.org76b5f3f"/>
+      <w:bookmarkStart w:id="44" w:name="org76b5f3f"/>
+      <w:bookmarkStart w:id="45" w:name="OrgXref.org76b5f3f"/>
+      <w:bookmarkEnd w:id="43"/>
       <w:bookmarkEnd w:id="44"/>
-      <w:bookmarkEnd w:id="45"/>
+    </w:p>
+    <w:p>
+      <w:pPr>
+        <w:pStyle w:val="Textbody"/>
+      </w:pPr>
     </w:p>
     <w:p>
       <w:pPr>
@@ -2611,11 +2638,281 @@
           <w:u w:val="single"/>
         </w:rPr>
       </w:pPr>
-    </w:p>
-    <w:p>
-      <w:pPr>
-        <w:pStyle w:val="Textbody"/>
-      </w:pPr>
+      <w:r>
+        <w:rPr>
+          <w:rFonts w:ascii="Linux Libertine" w:hAnsi="Linux Libertine" w:cs="Linux Libertine"/>
+          <w:b w:val="0"/>
+          <w:bCs w:val="0"/>
+          <w:i w:val="0"/>
+          <w:iCs w:val="0"/>
+          <w:u w:val="single"/>
+        </w:rPr>
+        <w:t>Assignments</w:t>
+      </w:r>
+      <w:bookmarkEnd w:id="45"/>
+    </w:p>
+    <w:p>
+      <w:pPr>
+        <w:pStyle w:val="Heading3"/>
+        <w:numPr>
+          <w:ilvl w:val="0"/>
+          <w:numId w:val="0"/>
+        </w:numPr>
+        <w:rPr>
+          <w:rFonts w:ascii="Linux Libertine" w:hAnsi="Linux Libertine" w:cs="Linux Libertine"/>
+          <w:b w:val="0"/>
+          <w:bCs w:val="0"/>
+          <w:sz w:val="24"/>
+          <w:szCs w:val="24"/>
+        </w:rPr>
+      </w:pPr>
+      <w:bookmarkStart w:id="46" w:name="org50bb743"/>
+      <w:bookmarkStart w:id="47" w:name="OrgXref.org50bb743"/>
+      <w:bookmarkEnd w:id="46"/>
+      <w:r>
+        <w:rPr>
+          <w:rFonts w:ascii="Linux Libertine" w:hAnsi="Linux Libertine" w:cs="Linux Libertine"/>
+          <w:b w:val="0"/>
+          <w:bCs w:val="0"/>
+          <w:sz w:val="24"/>
+          <w:szCs w:val="24"/>
+        </w:rPr>
+        <w:t>P</w:t>
+      </w:r>
+      <w:r>
+        <w:rPr>
+          <w:rFonts w:ascii="Linux Libertine" w:hAnsi="Linux Libertine" w:cs="Linux Libertine"/>
+          <w:b w:val="0"/>
+          <w:bCs w:val="0"/>
+          <w:sz w:val="24"/>
+          <w:szCs w:val="24"/>
+        </w:rPr>
+        <w:t>articipation (30%)</w:t>
+      </w:r>
+      <w:bookmarkEnd w:id="47"/>
+    </w:p>
+    <w:p>
+      <w:pPr>
+        <w:pStyle w:val="Textbody"/>
+        <w:numPr>
+          <w:ilvl w:val="0"/>
+          <w:numId w:val="13"/>
+        </w:numPr>
+        <w:rPr>
+          <w:rFonts w:ascii="Linux Libertine" w:hAnsi="Linux Libertine" w:cs="Linux Libertine"/>
+        </w:rPr>
+      </w:pPr>
+      <w:r>
+        <w:rPr>
+          <w:rFonts w:ascii="Linux Libertine" w:hAnsi="Linux Libertine" w:cs="Linux Libertine"/>
+        </w:rPr>
+        <w:t>Includes in-class engagement, and completing and sharing homework</w:t>
+      </w:r>
+    </w:p>
+    <w:p>
+      <w:pPr>
+        <w:pStyle w:val="Heading3"/>
+        <w:numPr>
+          <w:ilvl w:val="0"/>
+          <w:numId w:val="0"/>
+        </w:numPr>
+        <w:ind w:left="720" w:hanging="720"/>
+        <w:rPr>
+          <w:rFonts w:ascii="Linux Libertine" w:hAnsi="Linux Libertine" w:cs="Linux Libertine"/>
+          <w:b w:val="0"/>
+          <w:bCs w:val="0"/>
+          <w:sz w:val="24"/>
+          <w:szCs w:val="24"/>
+        </w:rPr>
+      </w:pPr>
+      <w:bookmarkStart w:id="48" w:name="orgcc8ae32"/>
+      <w:bookmarkStart w:id="49" w:name="OrgXref.orgcc8ae32"/>
+      <w:bookmarkEnd w:id="48"/>
+      <w:r>
+        <w:rPr>
+          <w:rFonts w:ascii="Linux Libertine" w:hAnsi="Linux Libertine" w:cs="Linux Libertine"/>
+          <w:b w:val="0"/>
+          <w:bCs w:val="0"/>
+          <w:sz w:val="24"/>
+          <w:szCs w:val="24"/>
+        </w:rPr>
+        <w:t>U</w:t>
+      </w:r>
+      <w:r>
+        <w:rPr>
+          <w:rFonts w:ascii="Linux Libertine" w:hAnsi="Linux Libertine" w:cs="Linux Libertine"/>
+          <w:b w:val="0"/>
+          <w:bCs w:val="0"/>
+          <w:sz w:val="24"/>
+          <w:szCs w:val="24"/>
+        </w:rPr>
+        <w:t>nit assignments (30%)</w:t>
+      </w:r>
+      <w:bookmarkEnd w:id="49"/>
+    </w:p>
+    <w:p>
+      <w:pPr>
+        <w:pStyle w:val="Textbody"/>
+        <w:numPr>
+          <w:ilvl w:val="0"/>
+          <w:numId w:val="14"/>
+        </w:numPr>
+        <w:rPr>
+          <w:rFonts w:ascii="Linux Libertine" w:hAnsi="Linux Libertine" w:cs="Linux Libertine"/>
+        </w:rPr>
+      </w:pPr>
+      <w:r>
+        <w:rPr>
+          <w:rFonts w:ascii="Linux Libertine" w:hAnsi="Linux Libertine" w:cs="Linux Libertine"/>
+        </w:rPr>
+        <w:t xml:space="preserve">Average score of </w:t>
+      </w:r>
+      <w:r>
+        <w:rPr>
+          <w:rFonts w:ascii="Linux Libertine" w:hAnsi="Linux Libertine" w:cs="Linux Libertine"/>
+        </w:rPr>
+        <w:t>2</w:t>
+      </w:r>
+      <w:r>
+        <w:rPr>
+          <w:rFonts w:ascii="Linux Libertine" w:hAnsi="Linux Libertine" w:cs="Linux Libertine"/>
+        </w:rPr>
+        <w:t xml:space="preserve"> assignments</w:t>
+      </w:r>
+    </w:p>
+    <w:p>
+      <w:pPr>
+        <w:pStyle w:val="Heading3"/>
+        <w:numPr>
+          <w:ilvl w:val="0"/>
+          <w:numId w:val="0"/>
+        </w:numPr>
+        <w:ind w:left="720" w:hanging="720"/>
+        <w:rPr>
+          <w:rFonts w:ascii="Linux Libertine" w:hAnsi="Linux Libertine" w:cs="Linux Libertine"/>
+          <w:b w:val="0"/>
+          <w:bCs w:val="0"/>
+          <w:sz w:val="24"/>
+          <w:szCs w:val="24"/>
+        </w:rPr>
+      </w:pPr>
+      <w:bookmarkStart w:id="50" w:name="org421f34b"/>
+      <w:bookmarkStart w:id="51" w:name="OrgXref.org421f34b"/>
+      <w:bookmarkEnd w:id="50"/>
+      <w:r>
+        <w:rPr>
+          <w:rFonts w:ascii="Linux Libertine" w:hAnsi="Linux Libertine" w:cs="Linux Libertine"/>
+          <w:b w:val="0"/>
+          <w:bCs w:val="0"/>
+          <w:sz w:val="24"/>
+          <w:szCs w:val="24"/>
+        </w:rPr>
+        <w:t>F</w:t>
+      </w:r>
+      <w:r>
+        <w:rPr>
+          <w:rFonts w:ascii="Linux Libertine" w:hAnsi="Linux Libertine" w:cs="Linux Libertine"/>
+          <w:b w:val="0"/>
+          <w:bCs w:val="0"/>
+          <w:sz w:val="24"/>
+          <w:szCs w:val="24"/>
+        </w:rPr>
+        <w:t xml:space="preserve">inal project: </w:t>
+      </w:r>
+      <w:r>
+        <w:rPr>
+          <w:rFonts w:ascii="Linux Libertine" w:hAnsi="Linux Libertine" w:cs="Linux Libertine"/>
+          <w:b w:val="0"/>
+          <w:bCs w:val="0"/>
+          <w:sz w:val="24"/>
+          <w:szCs w:val="24"/>
+        </w:rPr>
+        <w:t xml:space="preserve">“how to build a </w:t>
+      </w:r>
+      <w:r>
+        <w:rPr>
+          <w:rFonts w:ascii="Linux Libertine" w:hAnsi="Linux Libertine" w:cs="Linux Libertine"/>
+          <w:b w:val="0"/>
+          <w:bCs w:val="0"/>
+          <w:sz w:val="24"/>
+          <w:szCs w:val="24"/>
+        </w:rPr>
+        <w:t>bot</w:t>
+      </w:r>
+      <w:r>
+        <w:rPr>
+          <w:rFonts w:ascii="Linux Libertine" w:hAnsi="Linux Libertine" w:cs="Linux Libertine"/>
+          <w:b w:val="0"/>
+          <w:bCs w:val="0"/>
+          <w:sz w:val="24"/>
+          <w:szCs w:val="24"/>
+        </w:rPr>
+        <w:t>” tutorial</w:t>
+      </w:r>
+      <w:r>
+        <w:rPr>
+          <w:rFonts w:ascii="Linux Libertine" w:hAnsi="Linux Libertine" w:cs="Linux Libertine"/>
+          <w:b w:val="0"/>
+          <w:bCs w:val="0"/>
+          <w:sz w:val="24"/>
+          <w:szCs w:val="24"/>
+        </w:rPr>
+        <w:t xml:space="preserve"> (40%)</w:t>
+      </w:r>
+      <w:bookmarkEnd w:id="51"/>
+    </w:p>
+    <w:p>
+      <w:pPr>
+        <w:pStyle w:val="Textbody"/>
+        <w:numPr>
+          <w:ilvl w:val="0"/>
+          <w:numId w:val="15"/>
+        </w:numPr>
+        <w:rPr>
+          <w:rFonts w:ascii="Linux Libertine" w:hAnsi="Linux Libertine" w:cs="Linux Libertine"/>
+        </w:rPr>
+      </w:pPr>
+      <w:r>
+        <w:rPr>
+          <w:rFonts w:ascii="Linux Libertine" w:hAnsi="Linux Libertine" w:cs="Linux Libertine"/>
+        </w:rPr>
+        <w:t>A final project that takes some data from web scraping or APIs, and uses it as the content for a bot.</w:t>
+      </w:r>
+    </w:p>
+    <w:p>
+      <w:pPr>
+        <w:pStyle w:val="Textbody"/>
+        <w:numPr>
+          <w:ilvl w:val="0"/>
+          <w:numId w:val="5"/>
+        </w:numPr>
+        <w:rPr>
+          <w:rFonts w:ascii="Linux Libertine" w:hAnsi="Linux Libertine" w:cs="Linux Libertine"/>
+        </w:rPr>
+      </w:pPr>
+      <w:r>
+        <w:rPr>
+          <w:rFonts w:ascii="Linux Libertine" w:hAnsi="Linux Libertine" w:cs="Linux Libertine"/>
+        </w:rPr>
+        <w:t xml:space="preserve">bot to be automated and published on </w:t>
+      </w:r>
+      <w:proofErr w:type="spellStart"/>
+      <w:r>
+        <w:rPr>
+          <w:rFonts w:ascii="Linux Libertine" w:hAnsi="Linux Libertine" w:cs="Linux Libertine"/>
+        </w:rPr>
+        <w:t>github</w:t>
+      </w:r>
+      <w:proofErr w:type="spellEnd"/>
+      <w:r>
+        <w:rPr>
+          <w:rFonts w:ascii="Linux Libertine" w:hAnsi="Linux Libertine" w:cs="Linux Libertine"/>
+        </w:rPr>
+        <w:t>.</w:t>
+      </w:r>
+      <w:bookmarkStart w:id="52" w:name="orgac80a4a"/>
+      <w:bookmarkStart w:id="53" w:name="OrgXref.orgac80a4a"/>
+      <w:bookmarkEnd w:id="52"/>
     </w:p>
     <w:p>
       <w:pPr>
@@ -2643,67 +2940,24 @@
           <w:iCs w:val="0"/>
           <w:u w:val="single"/>
         </w:rPr>
-        <w:t>Assignments</w:t>
-      </w:r>
-      <w:bookmarkEnd w:id="46"/>
-    </w:p>
-    <w:p>
-      <w:pPr>
-        <w:pStyle w:val="Heading3"/>
-        <w:numPr>
-          <w:ilvl w:val="0"/>
-          <w:numId w:val="0"/>
-        </w:numPr>
+        <w:lastRenderedPageBreak/>
+        <w:t>R</w:t>
+      </w:r>
+      <w:r>
         <w:rPr>
           <w:rFonts w:ascii="Linux Libertine" w:hAnsi="Linux Libertine" w:cs="Linux Libertine"/>
           <w:b w:val="0"/>
           <w:bCs w:val="0"/>
-          <w:sz w:val="24"/>
-          <w:szCs w:val="24"/>
-        </w:rPr>
-      </w:pPr>
-      <w:bookmarkStart w:id="47" w:name="org50bb743"/>
-      <w:bookmarkStart w:id="48" w:name="OrgXref.org50bb743"/>
-      <w:bookmarkEnd w:id="47"/>
-      <w:r>
-        <w:rPr>
-          <w:rFonts w:ascii="Linux Libertine" w:hAnsi="Linux Libertine" w:cs="Linux Libertine"/>
-          <w:b w:val="0"/>
-          <w:bCs w:val="0"/>
-          <w:sz w:val="24"/>
-          <w:szCs w:val="24"/>
-        </w:rPr>
-        <w:t>P</w:t>
-      </w:r>
-      <w:r>
-        <w:rPr>
-          <w:rFonts w:ascii="Linux Libertine" w:hAnsi="Linux Libertine" w:cs="Linux Libertine"/>
-          <w:b w:val="0"/>
-          <w:bCs w:val="0"/>
-          <w:sz w:val="24"/>
-          <w:szCs w:val="24"/>
-        </w:rPr>
-        <w:t>articipation (30%)</w:t>
-      </w:r>
-      <w:bookmarkEnd w:id="48"/>
-    </w:p>
-    <w:p>
-      <w:pPr>
-        <w:pStyle w:val="Textbody"/>
-        <w:numPr>
-          <w:ilvl w:val="0"/>
-          <w:numId w:val="13"/>
-        </w:numPr>
-        <w:rPr>
-          <w:rFonts w:ascii="Linux Libertine" w:hAnsi="Linux Libertine" w:cs="Linux Libertine"/>
-        </w:rPr>
-      </w:pPr>
-      <w:r>
-        <w:rPr>
-          <w:rFonts w:ascii="Linux Libertine" w:hAnsi="Linux Libertine" w:cs="Linux Libertine"/>
-        </w:rPr>
-        <w:t>Includes in-class engagement, and completing and sharing homework</w:t>
-      </w:r>
+          <w:i w:val="0"/>
+          <w:iCs w:val="0"/>
+          <w:u w:val="single"/>
+        </w:rPr>
+        <w:t>ecommended readings</w:t>
+      </w:r>
+      <w:bookmarkStart w:id="54" w:name="org6433bff"/>
+      <w:bookmarkStart w:id="55" w:name="OrgXref.org6433bff"/>
+      <w:bookmarkEnd w:id="53"/>
+      <w:bookmarkEnd w:id="54"/>
     </w:p>
     <w:p>
       <w:pPr>
@@ -2721,9 +2975,6 @@
           <w:szCs w:val="24"/>
         </w:rPr>
       </w:pPr>
-      <w:bookmarkStart w:id="49" w:name="orgcc8ae32"/>
-      <w:bookmarkStart w:id="50" w:name="OrgXref.orgcc8ae32"/>
-      <w:bookmarkEnd w:id="49"/>
       <w:r>
         <w:rPr>
           <w:rFonts w:ascii="Linux Libertine" w:hAnsi="Linux Libertine" w:cs="Linux Libertine"/>
@@ -2732,7 +2983,7 @@
           <w:sz w:val="24"/>
           <w:szCs w:val="24"/>
         </w:rPr>
-        <w:t>U</w:t>
+        <w:t>O</w:t>
       </w:r>
       <w:r>
         <w:rPr>
@@ -2742,36 +2993,10 @@
           <w:sz w:val="24"/>
           <w:szCs w:val="24"/>
         </w:rPr>
-        <w:t>nit assignments (30%)</w:t>
-      </w:r>
-      <w:bookmarkEnd w:id="50"/>
-    </w:p>
-    <w:p>
-      <w:pPr>
-        <w:pStyle w:val="Textbody"/>
-        <w:numPr>
-          <w:ilvl w:val="0"/>
-          <w:numId w:val="14"/>
-        </w:numPr>
-        <w:rPr>
-          <w:rFonts w:ascii="Linux Libertine" w:hAnsi="Linux Libertine" w:cs="Linux Libertine"/>
-        </w:rPr>
-      </w:pPr>
-      <w:r>
-        <w:rPr>
-          <w:rFonts w:ascii="Linux Libertine" w:hAnsi="Linux Libertine" w:cs="Linux Libertine"/>
-        </w:rPr>
-        <w:t>Average score of 3 assignments at the end of units 1-3</w:t>
-      </w:r>
-    </w:p>
-    <w:p>
-      <w:pPr>
-        <w:pStyle w:val="Heading3"/>
-        <w:numPr>
-          <w:ilvl w:val="0"/>
-          <w:numId w:val="0"/>
-        </w:numPr>
-        <w:ind w:left="720" w:hanging="720"/>
+        <w:t>n data gathering and web scraping</w:t>
+      </w:r>
+      <w:bookmarkEnd w:id="55"/>
+      <w:r>
         <w:rPr>
           <w:rFonts w:ascii="Linux Libertine" w:hAnsi="Linux Libertine" w:cs="Linux Libertine"/>
           <w:b w:val="0"/>
@@ -2779,201 +3004,6 @@
           <w:sz w:val="24"/>
           <w:szCs w:val="24"/>
         </w:rPr>
-      </w:pPr>
-      <w:bookmarkStart w:id="51" w:name="org421f34b"/>
-      <w:bookmarkStart w:id="52" w:name="OrgXref.org421f34b"/>
-      <w:bookmarkEnd w:id="51"/>
-      <w:r>
-        <w:rPr>
-          <w:rFonts w:ascii="Linux Libertine" w:hAnsi="Linux Libertine" w:cs="Linux Libertine"/>
-          <w:b w:val="0"/>
-          <w:bCs w:val="0"/>
-          <w:sz w:val="24"/>
-          <w:szCs w:val="24"/>
-        </w:rPr>
-        <w:t>F</w:t>
-      </w:r>
-      <w:r>
-        <w:rPr>
-          <w:rFonts w:ascii="Linux Libertine" w:hAnsi="Linux Libertine" w:cs="Linux Libertine"/>
-          <w:b w:val="0"/>
-          <w:bCs w:val="0"/>
-          <w:sz w:val="24"/>
-          <w:szCs w:val="24"/>
-        </w:rPr>
-        <w:t xml:space="preserve">inal project: </w:t>
-      </w:r>
-      <w:r>
-        <w:rPr>
-          <w:rFonts w:ascii="Linux Libertine" w:hAnsi="Linux Libertine" w:cs="Linux Libertine"/>
-          <w:b w:val="0"/>
-          <w:bCs w:val="0"/>
-          <w:sz w:val="24"/>
-          <w:szCs w:val="24"/>
-        </w:rPr>
-        <w:t>a</w:t>
-      </w:r>
-      <w:r>
-        <w:rPr>
-          <w:rFonts w:ascii="Linux Libertine" w:hAnsi="Linux Libertine" w:cs="Linux Libertine"/>
-          <w:b w:val="0"/>
-          <w:bCs w:val="0"/>
-          <w:sz w:val="24"/>
-          <w:szCs w:val="24"/>
-        </w:rPr>
-        <w:t xml:space="preserve"> bot! (40%)</w:t>
-      </w:r>
-      <w:bookmarkEnd w:id="52"/>
-    </w:p>
-    <w:p>
-      <w:pPr>
-        <w:pStyle w:val="Textbody"/>
-        <w:numPr>
-          <w:ilvl w:val="0"/>
-          <w:numId w:val="15"/>
-        </w:numPr>
-        <w:rPr>
-          <w:rFonts w:ascii="Linux Libertine" w:hAnsi="Linux Libertine" w:cs="Linux Libertine"/>
-        </w:rPr>
-      </w:pPr>
-      <w:r>
-        <w:rPr>
-          <w:rFonts w:ascii="Linux Libertine" w:hAnsi="Linux Libertine" w:cs="Linux Libertine"/>
-        </w:rPr>
-        <w:t xml:space="preserve">A final project that takes some data from web scraping or APIs, and uses it as the content </w:t>
-      </w:r>
-      <w:r>
-        <w:rPr>
-          <w:rFonts w:ascii="Linux Libertine" w:hAnsi="Linux Libertine" w:cs="Linux Libertine"/>
-        </w:rPr>
-        <w:lastRenderedPageBreak/>
-        <w:t>for a bot.</w:t>
-      </w:r>
-    </w:p>
-    <w:p>
-      <w:pPr>
-        <w:pStyle w:val="Textbody"/>
-        <w:numPr>
-          <w:ilvl w:val="0"/>
-          <w:numId w:val="5"/>
-        </w:numPr>
-        <w:rPr>
-          <w:rFonts w:ascii="Linux Libertine" w:hAnsi="Linux Libertine" w:cs="Linux Libertine"/>
-        </w:rPr>
-      </w:pPr>
-      <w:r>
-        <w:rPr>
-          <w:rFonts w:ascii="Linux Libertine" w:hAnsi="Linux Libertine" w:cs="Linux Libertine"/>
-        </w:rPr>
-        <w:t xml:space="preserve">bot to be automated and published on </w:t>
-      </w:r>
-      <w:proofErr w:type="spellStart"/>
-      <w:r>
-        <w:rPr>
-          <w:rFonts w:ascii="Linux Libertine" w:hAnsi="Linux Libertine" w:cs="Linux Libertine"/>
-        </w:rPr>
-        <w:t>github</w:t>
-      </w:r>
-      <w:proofErr w:type="spellEnd"/>
-      <w:r>
-        <w:rPr>
-          <w:rFonts w:ascii="Linux Libertine" w:hAnsi="Linux Libertine" w:cs="Linux Libertine"/>
-        </w:rPr>
-        <w:t>.</w:t>
-      </w:r>
-      <w:bookmarkStart w:id="53" w:name="orgac80a4a"/>
-      <w:bookmarkStart w:id="54" w:name="OrgXref.orgac80a4a"/>
-      <w:bookmarkEnd w:id="53"/>
-    </w:p>
-    <w:p>
-      <w:pPr>
-        <w:pStyle w:val="Heading2"/>
-        <w:numPr>
-          <w:ilvl w:val="0"/>
-          <w:numId w:val="0"/>
-        </w:numPr>
-        <w:ind w:left="576" w:hanging="576"/>
-        <w:rPr>
-          <w:rFonts w:ascii="Linux Libertine" w:hAnsi="Linux Libertine" w:cs="Linux Libertine"/>
-          <w:b w:val="0"/>
-          <w:bCs w:val="0"/>
-          <w:i w:val="0"/>
-          <w:iCs w:val="0"/>
-          <w:u w:val="single"/>
-        </w:rPr>
-      </w:pPr>
-      <w:r>
-        <w:rPr>
-          <w:rFonts w:ascii="Linux Libertine" w:hAnsi="Linux Libertine" w:cs="Linux Libertine"/>
-          <w:b w:val="0"/>
-          <w:bCs w:val="0"/>
-          <w:i w:val="0"/>
-          <w:iCs w:val="0"/>
-          <w:u w:val="single"/>
-        </w:rPr>
-        <w:t>R</w:t>
-      </w:r>
-      <w:r>
-        <w:rPr>
-          <w:rFonts w:ascii="Linux Libertine" w:hAnsi="Linux Libertine" w:cs="Linux Libertine"/>
-          <w:b w:val="0"/>
-          <w:bCs w:val="0"/>
-          <w:i w:val="0"/>
-          <w:iCs w:val="0"/>
-          <w:u w:val="single"/>
-        </w:rPr>
-        <w:t>ecommended readings</w:t>
-      </w:r>
-      <w:bookmarkStart w:id="55" w:name="org6433bff"/>
-      <w:bookmarkStart w:id="56" w:name="OrgXref.org6433bff"/>
-      <w:bookmarkEnd w:id="54"/>
-      <w:bookmarkEnd w:id="55"/>
-    </w:p>
-    <w:p>
-      <w:pPr>
-        <w:pStyle w:val="Heading3"/>
-        <w:numPr>
-          <w:ilvl w:val="0"/>
-          <w:numId w:val="0"/>
-        </w:numPr>
-        <w:ind w:left="720" w:hanging="720"/>
-        <w:rPr>
-          <w:rFonts w:ascii="Linux Libertine" w:hAnsi="Linux Libertine" w:cs="Linux Libertine"/>
-          <w:b w:val="0"/>
-          <w:bCs w:val="0"/>
-          <w:sz w:val="24"/>
-          <w:szCs w:val="24"/>
-        </w:rPr>
-      </w:pPr>
-      <w:r>
-        <w:rPr>
-          <w:rFonts w:ascii="Linux Libertine" w:hAnsi="Linux Libertine" w:cs="Linux Libertine"/>
-          <w:b w:val="0"/>
-          <w:bCs w:val="0"/>
-          <w:sz w:val="24"/>
-          <w:szCs w:val="24"/>
-        </w:rPr>
-        <w:t>O</w:t>
-      </w:r>
-      <w:r>
-        <w:rPr>
-          <w:rFonts w:ascii="Linux Libertine" w:hAnsi="Linux Libertine" w:cs="Linux Libertine"/>
-          <w:b w:val="0"/>
-          <w:bCs w:val="0"/>
-          <w:sz w:val="24"/>
-          <w:szCs w:val="24"/>
-        </w:rPr>
-        <w:t>n data gathering and web scraping</w:t>
-      </w:r>
-      <w:bookmarkEnd w:id="56"/>
-      <w:r>
-        <w:rPr>
-          <w:rFonts w:ascii="Linux Libertine" w:hAnsi="Linux Libertine" w:cs="Linux Libertine"/>
-          <w:b w:val="0"/>
-          <w:bCs w:val="0"/>
-          <w:sz w:val="24"/>
-          <w:szCs w:val="24"/>
-        </w:rPr>
         <w:t>:</w:t>
       </w:r>
     </w:p>
@@ -3022,7 +3052,7 @@
         </w:rPr>
         <w:t xml:space="preserve">, </w:t>
       </w:r>
-      <w:hyperlink r:id="rId16" w:history="1">
+      <w:hyperlink r:id="rId17" w:history="1">
         <w:r>
           <w:rPr>
             <w:rFonts w:ascii="Linux Libertine" w:hAnsi="Linux Libertine" w:cs="Linux Libertine"/>
@@ -3054,7 +3084,7 @@
         </w:rPr>
         <w:t xml:space="preserve">Jo, Eun Seo, and Timnit Gebru. “Lessons from Archives: Strategies for Collecting Sociocultural Data in Machine Learning.” Proceedings of the 2020 Conference on Fairness, Accountability, and Transparency, Association for Computing Machinery, 2020, pp. 306–16. ACM Digital Library, </w:t>
       </w:r>
-      <w:hyperlink r:id="rId17" w:history="1">
+      <w:hyperlink r:id="rId18" w:history="1">
         <w:r>
           <w:rPr>
             <w:rFonts w:ascii="Linux Libertine" w:hAnsi="Linux Libertine" w:cs="Linux Libertine"/>
@@ -3086,7 +3116,7 @@
         </w:rPr>
         <w:t xml:space="preserve">Chan, Anita Say. Predatory Data: Eugenics in Big Tech and Our Fight for an Independent Future. University of California Press, 2025. library.oapen.org, </w:t>
       </w:r>
-      <w:hyperlink r:id="rId18" w:history="1">
+      <w:hyperlink r:id="rId19" w:history="1">
         <w:r>
           <w:rPr>
             <w:rFonts w:ascii="Linux Libertine" w:hAnsi="Linux Libertine" w:cs="Linux Libertine"/>
@@ -3126,7 +3156,7 @@
         </w:rPr>
         <w:t xml:space="preserve">, Julia. “Eugenics Isn’t Dead—It’s Thriving in Tech.” Mother Jones, </w:t>
       </w:r>
-      <w:hyperlink r:id="rId19" w:history="1">
+      <w:hyperlink r:id="rId20" w:history="1">
         <w:r>
           <w:rPr>
             <w:rFonts w:ascii="Linux Libertine" w:hAnsi="Linux Libertine" w:cs="Linux Libertine"/>
@@ -3156,9 +3186,9 @@
           <w:szCs w:val="24"/>
         </w:rPr>
       </w:pPr>
-      <w:bookmarkStart w:id="57" w:name="orgde8219b"/>
-      <w:bookmarkStart w:id="58" w:name="OrgXref.orgde8219b"/>
-      <w:bookmarkEnd w:id="57"/>
+      <w:bookmarkStart w:id="56" w:name="orgde8219b"/>
+      <w:bookmarkStart w:id="57" w:name="OrgXref.orgde8219b"/>
+      <w:bookmarkEnd w:id="56"/>
       <w:r>
         <w:rPr>
           <w:rFonts w:ascii="Linux Libertine" w:hAnsi="Linux Libertine" w:cs="Linux Libertine"/>
@@ -3179,7 +3209,7 @@
         </w:rPr>
         <w:t>n machine learning</w:t>
       </w:r>
-      <w:bookmarkEnd w:id="58"/>
+      <w:bookmarkEnd w:id="57"/>
       <w:r>
         <w:rPr>
           <w:rFonts w:ascii="Linux Libertine" w:hAnsi="Linux Libertine" w:cs="Linux Libertine"/>
@@ -3230,7 +3260,7 @@
         </w:rPr>
         <w:t xml:space="preserve">, and Co. (How NLP Cracked Transfer Learning). </w:t>
       </w:r>
-      <w:hyperlink r:id="rId20" w:history="1">
+      <w:hyperlink r:id="rId21" w:history="1">
         <w:r>
           <w:rPr>
             <w:rFonts w:ascii="Linux Libertine" w:hAnsi="Linux Libertine" w:cs="Linux Libertine"/>
@@ -3270,7 +3300,7 @@
         </w:rPr>
         <w:t xml:space="preserve">, Jay. The Illustrated DeepSeek-R1. 10 Feb. 2025, </w:t>
       </w:r>
-      <w:hyperlink r:id="rId21" w:history="1">
+      <w:hyperlink r:id="rId22" w:history="1">
         <w:r>
           <w:rPr>
             <w:rFonts w:ascii="Linux Libertine" w:hAnsi="Linux Libertine" w:cs="Linux Libertine"/>
@@ -3284,9 +3314,9 @@
         </w:rPr>
         <w:t>.</w:t>
       </w:r>
-      <w:bookmarkStart w:id="59" w:name="org49c4696"/>
-      <w:bookmarkStart w:id="60" w:name="OrgXref.org49c4696"/>
-      <w:bookmarkEnd w:id="59"/>
+      <w:bookmarkStart w:id="58" w:name="org49c4696"/>
+      <w:bookmarkStart w:id="59" w:name="OrgXref.org49c4696"/>
+      <w:bookmarkEnd w:id="58"/>
     </w:p>
     <w:p>
       <w:pPr>
@@ -3324,7 +3354,7 @@
         </w:rPr>
         <w:t>ase studies of algorithmic bias &amp; audits</w:t>
       </w:r>
-      <w:bookmarkEnd w:id="60"/>
+      <w:bookmarkEnd w:id="59"/>
       <w:r>
         <w:rPr>
           <w:rFonts w:ascii="Linux Libertine" w:hAnsi="Linux Libertine" w:cs="Linux Libertine"/>
@@ -3367,7 +3397,7 @@
         </w:rPr>
         <w:t xml:space="preserve">), </w:t>
       </w:r>
-      <w:hyperlink r:id="rId22" w:history="1">
+      <w:hyperlink r:id="rId23" w:history="1">
         <w:r>
           <w:rPr>
             <w:rFonts w:ascii="Linux Libertine" w:hAnsi="Linux Libertine" w:cs="Linux Libertine"/>
@@ -3399,7 +3429,7 @@
         </w:rPr>
         <w:t xml:space="preserve">Gajjala, Radhika, et al. “Get the Hammer out! Breaking Computational Tools for Feminist, Intersectional ‘Small Data’ Research.” Journal of Digital Social Research, vol. 6, no. 2, 2, May 2024, pp. 9–26. jdsr.se, </w:t>
       </w:r>
-      <w:hyperlink r:id="rId23" w:history="1">
+      <w:hyperlink r:id="rId24" w:history="1">
         <w:r>
           <w:rPr>
             <w:rFonts w:ascii="Linux Libertine" w:hAnsi="Linux Libertine" w:cs="Linux Libertine"/>
@@ -3459,7 +3489,7 @@
         </w:rPr>
         <w:t xml:space="preserve">), </w:t>
       </w:r>
-      <w:hyperlink r:id="rId24" w:history="1">
+      <w:hyperlink r:id="rId25" w:history="1">
         <w:r>
           <w:rPr>
             <w:rFonts w:ascii="Linux Libertine" w:hAnsi="Linux Libertine" w:cs="Linux Libertine"/>
@@ -3505,7 +3535,7 @@
         </w:rPr>
         <w:t xml:space="preserve">), </w:t>
       </w:r>
-      <w:hyperlink r:id="rId25" w:history="1">
+      <w:hyperlink r:id="rId26" w:history="1">
         <w:r>
           <w:rPr>
             <w:rFonts w:ascii="Linux Libertine" w:hAnsi="Linux Libertine" w:cs="Linux Libertine"/>
@@ -3535,16 +3565,9 @@
         <w:rPr>
           <w:rFonts w:ascii="Linux Libertine" w:hAnsi="Linux Libertine" w:cs="Linux Libertine"/>
         </w:rPr>
-        <w:t xml:space="preserve">Costanza-Chock, Sasha, et al. “Who Audits the Auditors? Recommendations from a Field Scan of the Algorithmic Auditing Ecosystem.” Proceedings of the 2022 ACM Conference on Fairness, Accountability, and Transparency, Association for Computing Machinery, 2022, </w:t>
-      </w:r>
-      <w:r>
-        <w:rPr>
-          <w:rFonts w:ascii="Linux Libertine" w:hAnsi="Linux Libertine" w:cs="Linux Libertine"/>
-        </w:rPr>
-        <w:lastRenderedPageBreak/>
-        <w:t xml:space="preserve">pp. 1571–83. ACM Digital Library, </w:t>
-      </w:r>
-      <w:hyperlink r:id="rId26" w:history="1">
+        <w:t xml:space="preserve">Costanza-Chock, Sasha, et al. “Who Audits the Auditors? Recommendations from a Field Scan of the Algorithmic Auditing Ecosystem.” Proceedings of the 2022 ACM Conference on Fairness, Accountability, and Transparency, Association for Computing Machinery, 2022, pp. 1571–83. ACM Digital Library, </w:t>
+      </w:r>
+      <w:hyperlink r:id="rId27" w:history="1">
         <w:r>
           <w:rPr>
             <w:rFonts w:ascii="Linux Libertine" w:hAnsi="Linux Libertine" w:cs="Linux Libertine"/>
@@ -3595,6 +3618,7 @@
           <w:color w:val="000000"/>
           <w:u w:val="single"/>
         </w:rPr>
+        <w:lastRenderedPageBreak/>
         <w:t>Policies</w:t>
       </w:r>
     </w:p>
@@ -3614,7 +3638,7 @@
         </w:rPr>
         <w:t xml:space="preserve">The following abbreviated set of policies is especially relevant to this class. Full details on policies and procedures can be found on the Pratt </w:t>
       </w:r>
-      <w:hyperlink r:id="rId27" w:history="1">
+      <w:hyperlink r:id="rId28" w:history="1">
         <w:r>
           <w:rPr>
             <w:rStyle w:val="Hyperlink"/>
@@ -3961,7 +3985,7 @@
         </w:rPr>
         <w:t xml:space="preserve">All Pratt students, faculty, and staff members are expected to value and uphold the </w:t>
       </w:r>
-      <w:hyperlink r:id="rId28" w:history="1">
+      <w:hyperlink r:id="rId29" w:history="1">
         <w:r>
           <w:rPr>
             <w:rStyle w:val="Hyperlink"/>
@@ -4261,7 +4285,6 @@
           <w:rFonts w:ascii="Linux Libertine" w:hAnsi="Linux Libertine" w:cs="Linux Libertine"/>
           <w:color w:val="000000"/>
         </w:rPr>
-        <w:lastRenderedPageBreak/>
         <w:t>The unauthorized submission of the same or essentially the same piece of work for credit in two different classes.</w:t>
       </w:r>
     </w:p>
@@ -4308,6 +4331,7 @@
           <w:rFonts w:ascii="Linux Libertine" w:hAnsi="Linux Libertine" w:cs="Linux Libertine"/>
           <w:color w:val="000000"/>
         </w:rPr>
+        <w:lastRenderedPageBreak/>
         <w:t>The supplying or receiving of partial or complete answers, or suggestions for answers; or the supplying or receiving of assistance in interpretation of questions on any examination from any source not explicitly authorized. (This includes copying or reading of another student’s work or consultation of notes or other sources during an examination.)</w:t>
       </w:r>
     </w:p>
@@ -4356,7 +4380,7 @@
         </w:rPr>
         <w:t xml:space="preserve">The Academic Integrity Standing Committee (AISC) is charged with educating faculty, staff, and students about academic integrity practices. Whenever possible, we strive to resolve alleged infractions at the most local level possible, such as between student and professor, or within a department or school. When necessary, members of this committee will form an Academic Integrity Hearing Board to hear cases regarding cheating, plagiarism, and other infractions described below; these infractions can be grounds for citation, sanction, or dismissal. Detailed procedures are explained in the full version of the </w:t>
       </w:r>
-      <w:hyperlink r:id="rId29" w:history="1">
+      <w:hyperlink r:id="rId30" w:history="1">
         <w:r>
           <w:rPr>
             <w:rStyle w:val="Hyperlink"/>
@@ -4455,7 +4479,7 @@
         </w:rPr>
         <w:t xml:space="preserve">For full details, see Pratt’s </w:t>
       </w:r>
-      <w:hyperlink r:id="rId30" w:history="1">
+      <w:hyperlink r:id="rId31" w:history="1">
         <w:r>
           <w:rPr>
             <w:rStyle w:val="Hyperlink"/>
@@ -4536,7 +4560,7 @@
         </w:rPr>
         <w:t xml:space="preserve">For assistance with time management and/or studio, subject, and software tutoring, contact the Student Success Center at </w:t>
       </w:r>
-      <w:hyperlink r:id="rId31" w:history="1">
+      <w:hyperlink r:id="rId32" w:history="1">
         <w:r>
           <w:rPr>
             <w:rStyle w:val="Hyperlink"/>
@@ -4576,7 +4600,7 @@
         </w:rPr>
         <w:t xml:space="preserve">For assistance with writing assignments, contact the Writing and Tutorial Center at </w:t>
       </w:r>
-      <w:hyperlink r:id="rId32" w:history="1">
+      <w:hyperlink r:id="rId33" w:history="1">
         <w:r>
           <w:rPr>
             <w:rStyle w:val="Hyperlink"/>
@@ -4593,7 +4617,7 @@
         </w:rPr>
         <w:t xml:space="preserve">. The </w:t>
       </w:r>
-      <w:hyperlink r:id="rId33" w:history="1">
+      <w:hyperlink r:id="rId34" w:history="1">
         <w:r>
           <w:rPr>
             <w:rStyle w:val="Hyperlink"/>
@@ -4633,7 +4657,7 @@
         </w:rPr>
         <w:t xml:space="preserve">Academic advisors are also a great resource; students can find their advisor’s contact information or schedule an appointment through </w:t>
       </w:r>
-      <w:hyperlink r:id="rId34" w:history="1">
+      <w:hyperlink r:id="rId35" w:history="1">
         <w:r>
           <w:rPr>
             <w:rStyle w:val="Hyperlink"/>
@@ -4691,7 +4715,7 @@
         </w:rPr>
         <w:t xml:space="preserve">The </w:t>
       </w:r>
-      <w:hyperlink r:id="rId35" w:history="1">
+      <w:hyperlink r:id="rId36" w:history="1">
         <w:r>
           <w:rPr>
             <w:rStyle w:val="Hyperlink"/>
@@ -4708,7 +4732,7 @@
         </w:rPr>
         <w:t xml:space="preserve"> coordinates access for students with disabilities. Students who identify as having any type of disability are entitled and encouraged to enroll with the L/AC in order to determine and implement reasonable accommodations. Contact the Learning/Access Center at </w:t>
       </w:r>
-      <w:hyperlink r:id="rId36" w:history="1">
+      <w:hyperlink r:id="rId37" w:history="1">
         <w:r>
           <w:rPr>
             <w:rStyle w:val="Hyperlink"/>
@@ -4766,7 +4790,7 @@
         </w:rPr>
         <w:t xml:space="preserve">Pratt Institute is committed to fostering an environment that is safe, secure and free from sex discrimination and sexual harassment, sexual violence, dating and domestic violence, and stalking among all forms of sexual misconduct. The Institute takes prompt and appropriate action to address misconduct, end a hostile environment if one has been created, and prevent the recurrence of a hostile environment. To submit a concern, please use the </w:t>
       </w:r>
-      <w:hyperlink r:id="rId37" w:history="1">
+      <w:hyperlink r:id="rId38" w:history="1">
         <w:r>
           <w:rPr>
             <w:rStyle w:val="Hyperlink"/>
@@ -4783,7 +4807,7 @@
         </w:rPr>
         <w:t xml:space="preserve">. For full details, see the </w:t>
       </w:r>
-      <w:hyperlink r:id="rId38" w:history="1">
+      <w:hyperlink r:id="rId39" w:history="1">
         <w:r>
           <w:rPr>
             <w:rStyle w:val="Hyperlink"/>
@@ -4823,7 +4847,7 @@
         </w:rPr>
         <w:t xml:space="preserve">If you inform me of an issue of sex discrimination or sexual misconduct, I will keep the information as private as I can. However, as a faculty member, I am a mandatory reporter of sexual misconduct and required to bring it to the attention of the Institute’s </w:t>
       </w:r>
-      <w:hyperlink r:id="rId39" w:history="1">
+      <w:hyperlink r:id="rId40" w:history="1">
         <w:r>
           <w:rPr>
             <w:rStyle w:val="Hyperlink"/>
@@ -4838,9 +4862,17 @@
           <w:rFonts w:ascii="Linux Libertine" w:hAnsi="Linux Libertine" w:cs="Linux Libertine"/>
           <w:color w:val="000000"/>
         </w:rPr>
-        <w:t xml:space="preserve">, who can also be contacted at </w:t>
-      </w:r>
-      <w:hyperlink r:id="rId40" w:history="1">
+        <w:t xml:space="preserve">, who </w:t>
+      </w:r>
+      <w:r>
+        <w:rPr>
+          <w:rFonts w:ascii="Linux Libertine" w:hAnsi="Linux Libertine" w:cs="Linux Libertine"/>
+          <w:color w:val="000000"/>
+        </w:rPr>
+        <w:lastRenderedPageBreak/>
+        <w:t xml:space="preserve">can also be contacted at </w:t>
+      </w:r>
+      <w:hyperlink r:id="rId41" w:history="1">
         <w:r>
           <w:rPr>
             <w:rStyle w:val="Hyperlink"/>
@@ -4857,7 +4889,7 @@
         </w:rPr>
         <w:t xml:space="preserve">. You can also speak to someone confidentially by contacting our confidential resources in </w:t>
       </w:r>
-      <w:hyperlink r:id="rId41" w:history="1">
+      <w:hyperlink r:id="rId42" w:history="1">
         <w:r>
           <w:rPr>
             <w:rStyle w:val="Hyperlink"/>
@@ -4874,7 +4906,7 @@
         </w:rPr>
         <w:t xml:space="preserve"> or the </w:t>
       </w:r>
-      <w:hyperlink r:id="rId42" w:history="1">
+      <w:hyperlink r:id="rId43" w:history="1">
         <w:r>
           <w:rPr>
             <w:rStyle w:val="Hyperlink"/>
@@ -4943,7 +4975,7 @@
         </w:rPr>
         <w:t xml:space="preserve">Pratt is committed to fostering a welcoming, safe, non-discriminatory, and harassment-free educational, living, and working environment for its community. To submit a concern, please use the </w:t>
       </w:r>
-      <w:hyperlink r:id="rId43" w:history="1">
+      <w:hyperlink r:id="rId44" w:history="1">
         <w:r>
           <w:rPr>
             <w:rStyle w:val="Hyperlink"/>
@@ -4960,7 +4992,7 @@
         </w:rPr>
         <w:t xml:space="preserve">, which also allows anonymous reports. For full details, see the </w:t>
       </w:r>
-      <w:hyperlink r:id="rId44" w:history="1">
+      <w:hyperlink r:id="rId45" w:history="1">
         <w:r>
           <w:rPr>
             <w:rStyle w:val="Hyperlink"/>
@@ -5018,7 +5050,7 @@
         </w:rPr>
         <w:t xml:space="preserve">Pratt is dedicated to creating a culture where the entire community can flourish and thrive. Taking time to care for yourself and seeking appropriate support is important to achieving your academic and professional goals. Several resources are available through </w:t>
       </w:r>
-      <w:hyperlink r:id="rId45" w:history="1">
+      <w:hyperlink r:id="rId46" w:history="1">
         <w:r>
           <w:rPr>
             <w:rStyle w:val="Hyperlink"/>
@@ -5035,7 +5067,7 @@
         </w:rPr>
         <w:t xml:space="preserve">, including our Student Advocate and Care Coordinator, who can also be reached at 718.399.4546 or </w:t>
       </w:r>
-      <w:hyperlink r:id="rId46" w:history="1">
+      <w:hyperlink r:id="rId47" w:history="1">
         <w:r>
           <w:rPr>
             <w:rStyle w:val="Hyperlink"/>
@@ -5052,7 +5084,7 @@
         </w:rPr>
         <w:t xml:space="preserve">. If you or anyone you know experiences overwhelming academic stress, persistent difficult feelings, or challenging life events, the Counseling Center can be reached 24/7 by calling 718.687.5356. To schedule a consultation, please call or email </w:t>
       </w:r>
-      <w:hyperlink r:id="rId47" w:history="1">
+      <w:hyperlink r:id="rId48" w:history="1">
         <w:r>
           <w:rPr>
             <w:rStyle w:val="Hyperlink"/>
@@ -5097,7 +5129,7 @@
           <w:rFonts w:ascii="Linux Libertine" w:hAnsi="Linux Libertine" w:cs="Linux Libertine"/>
         </w:rPr>
       </w:pPr>
-      <w:hyperlink r:id="rId48" w:history="1">
+      <w:hyperlink r:id="rId49" w:history="1">
         <w:r>
           <w:rPr>
             <w:rStyle w:val="Hyperlink"/>
@@ -5170,7 +5202,7 @@
         </w:rPr>
         <w:t xml:space="preserve">The Department of Public Safety provides 24-hour-a-day protection to the campus, including an </w:t>
       </w:r>
-      <w:hyperlink r:id="rId49" w:history="1">
+      <w:hyperlink r:id="rId50" w:history="1">
         <w:r>
           <w:rPr>
             <w:rStyle w:val="Hyperlink"/>
@@ -5187,7 +5219,7 @@
         </w:rPr>
         <w:t xml:space="preserve">. Contact Public Safety at </w:t>
       </w:r>
-      <w:hyperlink r:id="rId50" w:history="1">
+      <w:hyperlink r:id="rId51" w:history="1">
         <w:r>
           <w:rPr>
             <w:rStyle w:val="Hyperlink"/>
@@ -5204,7 +5236,7 @@
         </w:rPr>
         <w:t xml:space="preserve"> or 718.636.3540. The Pratt Emergency Alert System is used to send urgent messages to registered mobile devices and emails (faculty, staff, and students have the option to opt-out, which must be renewed each year). You can update your emergency contact information in the </w:t>
       </w:r>
-      <w:hyperlink r:id="rId51" w:history="1">
+      <w:hyperlink r:id="rId52" w:history="1">
         <w:r>
           <w:rPr>
             <w:rStyle w:val="Hyperlink"/>
@@ -5254,8 +5286,8 @@
       </w:pPr>
     </w:p>
     <w:sectPr>
-      <w:headerReference w:type="default" r:id="rId52"/>
-      <w:footerReference w:type="default" r:id="rId53"/>
+      <w:headerReference w:type="default" r:id="rId53"/>
+      <w:footerReference w:type="default" r:id="rId54"/>
       <w:pgSz w:w="11906" w:h="16838"/>
       <w:pgMar w:top="1134" w:right="1134" w:bottom="1474" w:left="1134" w:header="720" w:footer="1134" w:gutter="0"/>
       <w:cols w:space="720"/>
@@ -5386,6 +5418,118 @@
 <file path=word/numbering.xml><?xml version="1.0" encoding="utf-8"?>
 <w:numbering xmlns:wpc="http://schemas.microsoft.com/office/word/2010/wordprocessingCanvas" xmlns:cx="http://schemas.microsoft.com/office/drawing/2014/chartex" xmlns:cx1="http://schemas.microsoft.com/office/drawing/2015/9/8/chartex" xmlns:cx2="http://schemas.microsoft.com/office/drawing/2015/10/21/chartex" xmlns:cx3="http://schemas.microsoft.com/office/drawing/2016/5/9/chartex" xmlns:cx4="http://schemas.microsoft.com/office/drawing/2016/5/10/chartex" xmlns:cx5="http://schemas.microsoft.com/office/drawing/2016/5/11/chartex" xmlns:cx6="http://schemas.microsoft.com/office/drawing/2016/5/12/chartex" xmlns:cx7="http://schemas.microsoft.com/office/drawing/2016/5/13/chartex" xmlns:cx8="http://schemas.microsoft.com/office/drawing/2016/5/14/chartex" xmlns:mc="http://schemas.openxmlformats.org/markup-compatibility/2006" xmlns:aink="http://schemas.microsoft.com/office/drawing/2016/ink" xmlns:am3d="http://schemas.microsoft.com/office/drawing/2017/model3d" xmlns:o="urn:schemas-microsoft-com:office:office" xmlns:oel="http://schemas.microsoft.com/office/2019/extlst" xmlns:r="http://schemas.openxmlformats.org/officeDocument/2006/relationships" xmlns:m="http://schemas.openxmlformats.org/officeDocument/2006/math" xmlns:v="urn:schemas-microsoft-com:vml" xmlns:wp14="http://schemas.microsoft.com/office/word/2010/wordprocessingDrawing" xmlns:wp="http://schemas.openxmlformats.org/drawingml/2006/wordprocessingDrawing" xmlns:w10="urn:schemas-microsoft-com:office:word" xmlns:w="http://schemas.openxmlformats.org/wordprocessingml/2006/main" xmlns:w14="http://schemas.microsoft.com/office/word/2010/wordml" xmlns:w15="http://schemas.microsoft.com/office/word/2012/wordml" xmlns:w16cex="http://schemas.microsoft.com/office/word/2018/wordml/cex" xmlns:w16cid="http://schemas.microsoft.com/office/word/2016/wordml/cid" xmlns:w16="http://schemas.microsoft.com/office/word/2018/wordml" xmlns:w16du="http://schemas.microsoft.com/office/word/2023/wordml/word16du" xmlns:w16sdtdh="http://schemas.microsoft.com/office/word/2020/wordml/sdtdatahash" xmlns:w16sdtfl="http://schemas.microsoft.com/office/word/2024/wordml/sdtformatlock" xmlns:w16se="http://schemas.microsoft.com/office/word/2015/wordml/symex" xmlns:wpg="http://schemas.microsoft.com/office/word/2010/wordprocessingGroup" xmlns:wpi="http://schemas.microsoft.com/office/word/2010/wordprocessingInk" xmlns:wne="http://schemas.microsoft.com/office/word/2006/wordml" xmlns:wps="http://schemas.microsoft.com/office/word/2010/wordprocessingShape" mc:Ignorable="w14 w15 w16se w16cid w16 w16cex w16sdtdh w16sdtfl w16du wp14">
   <w:abstractNum w:abstractNumId="0" w15:restartNumberingAfterBreak="0">
+    <w:nsid w:val="061575AD"/>
+    <w:multiLevelType w:val="hybridMultilevel"/>
+    <w:tmpl w:val="6106941C"/>
+    <w:lvl w:ilvl="0" w:tplc="81C60A5A">
+      <w:numFmt w:val="bullet"/>
+      <w:lvlText w:val="-"/>
+      <w:lvlJc w:val="left"/>
+      <w:pPr>
+        <w:ind w:left="1069" w:hanging="360"/>
+      </w:pPr>
+      <w:rPr>
+        <w:rFonts w:ascii="Linux Libertine" w:eastAsia="SimSun" w:hAnsi="Linux Libertine" w:cs="Linux Libertine" w:hint="default"/>
+      </w:rPr>
+    </w:lvl>
+    <w:lvl w:ilvl="1" w:tplc="04090003" w:tentative="1">
+      <w:start w:val="1"/>
+      <w:numFmt w:val="bullet"/>
+      <w:lvlText w:val="o"/>
+      <w:lvlJc w:val="left"/>
+      <w:pPr>
+        <w:ind w:left="1789" w:hanging="360"/>
+      </w:pPr>
+      <w:rPr>
+        <w:rFonts w:ascii="Courier New" w:hAnsi="Courier New" w:cs="Courier New" w:hint="default"/>
+      </w:rPr>
+    </w:lvl>
+    <w:lvl w:ilvl="2" w:tplc="04090005" w:tentative="1">
+      <w:start w:val="1"/>
+      <w:numFmt w:val="bullet"/>
+      <w:lvlText w:val=""/>
+      <w:lvlJc w:val="left"/>
+      <w:pPr>
+        <w:ind w:left="2509" w:hanging="360"/>
+      </w:pPr>
+      <w:rPr>
+        <w:rFonts w:ascii="Wingdings" w:hAnsi="Wingdings" w:hint="default"/>
+      </w:rPr>
+    </w:lvl>
+    <w:lvl w:ilvl="3" w:tplc="04090001" w:tentative="1">
+      <w:start w:val="1"/>
+      <w:numFmt w:val="bullet"/>
+      <w:lvlText w:val=""/>
+      <w:lvlJc w:val="left"/>
+      <w:pPr>
+        <w:ind w:left="3229" w:hanging="360"/>
+      </w:pPr>
+      <w:rPr>
+        <w:rFonts w:ascii="Symbol" w:hAnsi="Symbol" w:hint="default"/>
+      </w:rPr>
+    </w:lvl>
+    <w:lvl w:ilvl="4" w:tplc="04090003" w:tentative="1">
+      <w:start w:val="1"/>
+      <w:numFmt w:val="bullet"/>
+      <w:lvlText w:val="o"/>
+      <w:lvlJc w:val="left"/>
+      <w:pPr>
+        <w:ind w:left="3949" w:hanging="360"/>
+      </w:pPr>
+      <w:rPr>
+        <w:rFonts w:ascii="Courier New" w:hAnsi="Courier New" w:cs="Courier New" w:hint="default"/>
+      </w:rPr>
+    </w:lvl>
+    <w:lvl w:ilvl="5" w:tplc="04090005" w:tentative="1">
+      <w:start w:val="1"/>
+      <w:numFmt w:val="bullet"/>
+      <w:lvlText w:val=""/>
+      <w:lvlJc w:val="left"/>
+      <w:pPr>
+        <w:ind w:left="4669" w:hanging="360"/>
+      </w:pPr>
+      <w:rPr>
+        <w:rFonts w:ascii="Wingdings" w:hAnsi="Wingdings" w:hint="default"/>
+      </w:rPr>
+    </w:lvl>
+    <w:lvl w:ilvl="6" w:tplc="04090001" w:tentative="1">
+      <w:start w:val="1"/>
+      <w:numFmt w:val="bullet"/>
+      <w:lvlText w:val=""/>
+      <w:lvlJc w:val="left"/>
+      <w:pPr>
+        <w:ind w:left="5389" w:hanging="360"/>
+      </w:pPr>
+      <w:rPr>
+        <w:rFonts w:ascii="Symbol" w:hAnsi="Symbol" w:hint="default"/>
+      </w:rPr>
+    </w:lvl>
+    <w:lvl w:ilvl="7" w:tplc="04090003" w:tentative="1">
+      <w:start w:val="1"/>
+      <w:numFmt w:val="bullet"/>
+      <w:lvlText w:val="o"/>
+      <w:lvlJc w:val="left"/>
+      <w:pPr>
+        <w:ind w:left="6109" w:hanging="360"/>
+      </w:pPr>
+      <w:rPr>
+        <w:rFonts w:ascii="Courier New" w:hAnsi="Courier New" w:cs="Courier New" w:hint="default"/>
+      </w:rPr>
+    </w:lvl>
+    <w:lvl w:ilvl="8" w:tplc="04090005" w:tentative="1">
+      <w:start w:val="1"/>
+      <w:numFmt w:val="bullet"/>
+      <w:lvlText w:val=""/>
+      <w:lvlJc w:val="left"/>
+      <w:pPr>
+        <w:ind w:left="6829" w:hanging="360"/>
+      </w:pPr>
+      <w:rPr>
+        <w:rFonts w:ascii="Wingdings" w:hAnsi="Wingdings" w:hint="default"/>
+      </w:rPr>
+    </w:lvl>
+  </w:abstractNum>
+  <w:abstractNum w:abstractNumId="1" w15:restartNumberingAfterBreak="0">
     <w:nsid w:val="0EAC0170"/>
     <w:multiLevelType w:val="multilevel"/>
     <w:tmpl w:val="CF08DCD4"/>
@@ -5481,7 +5625,7 @@
       </w:pPr>
     </w:lvl>
   </w:abstractNum>
-  <w:abstractNum w:abstractNumId="1" w15:restartNumberingAfterBreak="0">
+  <w:abstractNum w:abstractNumId="2" w15:restartNumberingAfterBreak="0">
     <w:nsid w:val="1A333BF7"/>
     <w:multiLevelType w:val="multilevel"/>
     <w:tmpl w:val="721C31BC"/>
@@ -5559,7 +5703,119 @@
       </w:pPr>
     </w:lvl>
   </w:abstractNum>
-  <w:abstractNum w:abstractNumId="2" w15:restartNumberingAfterBreak="0">
+  <w:abstractNum w:abstractNumId="3" w15:restartNumberingAfterBreak="0">
+    <w:nsid w:val="27437E23"/>
+    <w:multiLevelType w:val="hybridMultilevel"/>
+    <w:tmpl w:val="DDA21D9A"/>
+    <w:lvl w:ilvl="0" w:tplc="A6741B9E">
+      <w:numFmt w:val="bullet"/>
+      <w:lvlText w:val="-"/>
+      <w:lvlJc w:val="left"/>
+      <w:pPr>
+        <w:ind w:left="1069" w:hanging="360"/>
+      </w:pPr>
+      <w:rPr>
+        <w:rFonts w:ascii="Linux Libertine" w:eastAsia="SimSun" w:hAnsi="Linux Libertine" w:cs="Linux Libertine" w:hint="default"/>
+      </w:rPr>
+    </w:lvl>
+    <w:lvl w:ilvl="1" w:tplc="04090003" w:tentative="1">
+      <w:start w:val="1"/>
+      <w:numFmt w:val="bullet"/>
+      <w:lvlText w:val="o"/>
+      <w:lvlJc w:val="left"/>
+      <w:pPr>
+        <w:ind w:left="1789" w:hanging="360"/>
+      </w:pPr>
+      <w:rPr>
+        <w:rFonts w:ascii="Courier New" w:hAnsi="Courier New" w:cs="Courier New" w:hint="default"/>
+      </w:rPr>
+    </w:lvl>
+    <w:lvl w:ilvl="2" w:tplc="04090005" w:tentative="1">
+      <w:start w:val="1"/>
+      <w:numFmt w:val="bullet"/>
+      <w:lvlText w:val=""/>
+      <w:lvlJc w:val="left"/>
+      <w:pPr>
+        <w:ind w:left="2509" w:hanging="360"/>
+      </w:pPr>
+      <w:rPr>
+        <w:rFonts w:ascii="Wingdings" w:hAnsi="Wingdings" w:hint="default"/>
+      </w:rPr>
+    </w:lvl>
+    <w:lvl w:ilvl="3" w:tplc="04090001" w:tentative="1">
+      <w:start w:val="1"/>
+      <w:numFmt w:val="bullet"/>
+      <w:lvlText w:val=""/>
+      <w:lvlJc w:val="left"/>
+      <w:pPr>
+        <w:ind w:left="3229" w:hanging="360"/>
+      </w:pPr>
+      <w:rPr>
+        <w:rFonts w:ascii="Symbol" w:hAnsi="Symbol" w:hint="default"/>
+      </w:rPr>
+    </w:lvl>
+    <w:lvl w:ilvl="4" w:tplc="04090003" w:tentative="1">
+      <w:start w:val="1"/>
+      <w:numFmt w:val="bullet"/>
+      <w:lvlText w:val="o"/>
+      <w:lvlJc w:val="left"/>
+      <w:pPr>
+        <w:ind w:left="3949" w:hanging="360"/>
+      </w:pPr>
+      <w:rPr>
+        <w:rFonts w:ascii="Courier New" w:hAnsi="Courier New" w:cs="Courier New" w:hint="default"/>
+      </w:rPr>
+    </w:lvl>
+    <w:lvl w:ilvl="5" w:tplc="04090005" w:tentative="1">
+      <w:start w:val="1"/>
+      <w:numFmt w:val="bullet"/>
+      <w:lvlText w:val=""/>
+      <w:lvlJc w:val="left"/>
+      <w:pPr>
+        <w:ind w:left="4669" w:hanging="360"/>
+      </w:pPr>
+      <w:rPr>
+        <w:rFonts w:ascii="Wingdings" w:hAnsi="Wingdings" w:hint="default"/>
+      </w:rPr>
+    </w:lvl>
+    <w:lvl w:ilvl="6" w:tplc="04090001" w:tentative="1">
+      <w:start w:val="1"/>
+      <w:numFmt w:val="bullet"/>
+      <w:lvlText w:val=""/>
+      <w:lvlJc w:val="left"/>
+      <w:pPr>
+        <w:ind w:left="5389" w:hanging="360"/>
+      </w:pPr>
+      <w:rPr>
+        <w:rFonts w:ascii="Symbol" w:hAnsi="Symbol" w:hint="default"/>
+      </w:rPr>
+    </w:lvl>
+    <w:lvl w:ilvl="7" w:tplc="04090003" w:tentative="1">
+      <w:start w:val="1"/>
+      <w:numFmt w:val="bullet"/>
+      <w:lvlText w:val="o"/>
+      <w:lvlJc w:val="left"/>
+      <w:pPr>
+        <w:ind w:left="6109" w:hanging="360"/>
+      </w:pPr>
+      <w:rPr>
+        <w:rFonts w:ascii="Courier New" w:hAnsi="Courier New" w:cs="Courier New" w:hint="default"/>
+      </w:rPr>
+    </w:lvl>
+    <w:lvl w:ilvl="8" w:tplc="04090005" w:tentative="1">
+      <w:start w:val="1"/>
+      <w:numFmt w:val="bullet"/>
+      <w:lvlText w:val=""/>
+      <w:lvlJc w:val="left"/>
+      <w:pPr>
+        <w:ind w:left="6829" w:hanging="360"/>
+      </w:pPr>
+      <w:rPr>
+        <w:rFonts w:ascii="Wingdings" w:hAnsi="Wingdings" w:hint="default"/>
+      </w:rPr>
+    </w:lvl>
+  </w:abstractNum>
+  <w:abstractNum w:abstractNumId="4" w15:restartNumberingAfterBreak="0">
     <w:nsid w:val="3FBF37FE"/>
     <w:multiLevelType w:val="multilevel"/>
     <w:tmpl w:val="7F90328E"/>
@@ -5646,7 +5902,7 @@
       </w:pPr>
     </w:lvl>
   </w:abstractNum>
-  <w:abstractNum w:abstractNumId="3" w15:restartNumberingAfterBreak="0">
+  <w:abstractNum w:abstractNumId="5" w15:restartNumberingAfterBreak="0">
     <w:nsid w:val="468C2374"/>
     <w:multiLevelType w:val="multilevel"/>
     <w:tmpl w:val="9C060E66"/>
@@ -5759,7 +6015,7 @@
       </w:pPr>
     </w:lvl>
   </w:abstractNum>
-  <w:abstractNum w:abstractNumId="4" w15:restartNumberingAfterBreak="0">
+  <w:abstractNum w:abstractNumId="6" w15:restartNumberingAfterBreak="0">
     <w:nsid w:val="4B5A746C"/>
     <w:multiLevelType w:val="multilevel"/>
     <w:tmpl w:val="601CA97E"/>
@@ -5846,7 +6102,7 @@
       </w:pPr>
     </w:lvl>
   </w:abstractNum>
-  <w:abstractNum w:abstractNumId="5" w15:restartNumberingAfterBreak="0">
+  <w:abstractNum w:abstractNumId="7" w15:restartNumberingAfterBreak="0">
     <w:nsid w:val="52652CA1"/>
     <w:multiLevelType w:val="multilevel"/>
     <w:tmpl w:val="CDDAA978"/>
@@ -5995,7 +6251,7 @@
       </w:rPr>
     </w:lvl>
   </w:abstractNum>
-  <w:abstractNum w:abstractNumId="6" w15:restartNumberingAfterBreak="0">
+  <w:abstractNum w:abstractNumId="8" w15:restartNumberingAfterBreak="0">
     <w:nsid w:val="5E4557D8"/>
     <w:multiLevelType w:val="multilevel"/>
     <w:tmpl w:val="81DC72C0"/>
@@ -6100,7 +6356,7 @@
       </w:rPr>
     </w:lvl>
   </w:abstractNum>
-  <w:abstractNum w:abstractNumId="7" w15:restartNumberingAfterBreak="0">
+  <w:abstractNum w:abstractNumId="9" w15:restartNumberingAfterBreak="0">
     <w:nsid w:val="6F956AC4"/>
     <w:multiLevelType w:val="multilevel"/>
     <w:tmpl w:val="73585DA6"/>
@@ -6187,7 +6443,7 @@
       </w:pPr>
     </w:lvl>
   </w:abstractNum>
-  <w:abstractNum w:abstractNumId="8" w15:restartNumberingAfterBreak="0">
+  <w:abstractNum w:abstractNumId="10" w15:restartNumberingAfterBreak="0">
     <w:nsid w:val="7D6274DB"/>
     <w:multiLevelType w:val="multilevel"/>
     <w:tmpl w:val="B1EAF766"/>
@@ -6274,7 +6530,7 @@
       </w:pPr>
     </w:lvl>
   </w:abstractNum>
-  <w:abstractNum w:abstractNumId="9" w15:restartNumberingAfterBreak="0">
+  <w:abstractNum w:abstractNumId="11" w15:restartNumberingAfterBreak="0">
     <w:nsid w:val="7E932D56"/>
     <w:multiLevelType w:val="multilevel"/>
     <w:tmpl w:val="F552D302"/>
@@ -6424,79 +6680,85 @@
     </w:lvl>
   </w:abstractNum>
   <w:num w:numId="1" w16cid:durableId="884684184">
-    <w:abstractNumId w:val="0"/>
+    <w:abstractNumId w:val="1"/>
   </w:num>
   <w:num w:numId="2" w16cid:durableId="1991981625">
+    <w:abstractNumId w:val="6"/>
+  </w:num>
+  <w:num w:numId="3" w16cid:durableId="1619332035">
+    <w:abstractNumId w:val="8"/>
+  </w:num>
+  <w:num w:numId="4" w16cid:durableId="174465002">
+    <w:abstractNumId w:val="9"/>
+  </w:num>
+  <w:num w:numId="5" w16cid:durableId="728573006">
+    <w:abstractNumId w:val="2"/>
+  </w:num>
+  <w:num w:numId="6" w16cid:durableId="1112214623">
+    <w:abstractNumId w:val="10"/>
+  </w:num>
+  <w:num w:numId="7" w16cid:durableId="2128036892">
     <w:abstractNumId w:val="4"/>
   </w:num>
-  <w:num w:numId="3" w16cid:durableId="1619332035">
-    <w:abstractNumId w:val="6"/>
-  </w:num>
-  <w:num w:numId="4" w16cid:durableId="174465002">
-    <w:abstractNumId w:val="7"/>
-  </w:num>
-  <w:num w:numId="5" w16cid:durableId="728573006">
-    <w:abstractNumId w:val="1"/>
-  </w:num>
-  <w:num w:numId="6" w16cid:durableId="1112214623">
-    <w:abstractNumId w:val="8"/>
-  </w:num>
-  <w:num w:numId="7" w16cid:durableId="2128036892">
+  <w:num w:numId="8" w16cid:durableId="1412043342">
     <w:abstractNumId w:val="2"/>
   </w:num>
-  <w:num w:numId="8" w16cid:durableId="1412043342">
-    <w:abstractNumId w:val="1"/>
-  </w:num>
   <w:num w:numId="9" w16cid:durableId="9379168">
-    <w:abstractNumId w:val="7"/>
+    <w:abstractNumId w:val="9"/>
     <w:lvlOverride w:ilvl="0">
       <w:startOverride w:val="1"/>
     </w:lvlOverride>
   </w:num>
   <w:num w:numId="10" w16cid:durableId="1158113825">
-    <w:abstractNumId w:val="7"/>
+    <w:abstractNumId w:val="9"/>
     <w:lvlOverride w:ilvl="0">
       <w:startOverride w:val="1"/>
     </w:lvlOverride>
   </w:num>
   <w:num w:numId="11" w16cid:durableId="914554913">
-    <w:abstractNumId w:val="7"/>
+    <w:abstractNumId w:val="9"/>
     <w:lvlOverride w:ilvl="0">
       <w:startOverride w:val="1"/>
     </w:lvlOverride>
   </w:num>
   <w:num w:numId="12" w16cid:durableId="1304239925">
-    <w:abstractNumId w:val="7"/>
+    <w:abstractNumId w:val="9"/>
     <w:lvlOverride w:ilvl="0">
       <w:startOverride w:val="1"/>
     </w:lvlOverride>
   </w:num>
   <w:num w:numId="13" w16cid:durableId="234554675">
-    <w:abstractNumId w:val="1"/>
+    <w:abstractNumId w:val="2"/>
   </w:num>
   <w:num w:numId="14" w16cid:durableId="2115901029">
-    <w:abstractNumId w:val="1"/>
+    <w:abstractNumId w:val="2"/>
   </w:num>
   <w:num w:numId="15" w16cid:durableId="1028068053">
-    <w:abstractNumId w:val="1"/>
+    <w:abstractNumId w:val="2"/>
   </w:num>
   <w:num w:numId="16" w16cid:durableId="865020833">
-    <w:abstractNumId w:val="1"/>
+    <w:abstractNumId w:val="2"/>
   </w:num>
   <w:num w:numId="17" w16cid:durableId="193350688">
-    <w:abstractNumId w:val="1"/>
+    <w:abstractNumId w:val="2"/>
   </w:num>
   <w:num w:numId="18" w16cid:durableId="1847402743">
-    <w:abstractNumId w:val="1"/>
+    <w:abstractNumId w:val="2"/>
   </w:num>
   <w:num w:numId="19" w16cid:durableId="1222206281">
-    <w:abstractNumId w:val="9"/>
+    <w:abstractNumId w:val="11"/>
   </w:num>
   <w:num w:numId="20" w16cid:durableId="1384060510">
+    <w:abstractNumId w:val="5"/>
+  </w:num>
+  <w:num w:numId="21" w16cid:durableId="1928613389">
+    <w:abstractNumId w:val="7"/>
+  </w:num>
+  <w:num w:numId="22" w16cid:durableId="980188377">
     <w:abstractNumId w:val="3"/>
   </w:num>
-  <w:num w:numId="21" w16cid:durableId="1928613389">
-    <w:abstractNumId w:val="5"/>
+  <w:num w:numId="23" w16cid:durableId="1157107797">
+    <w:abstractNumId w:val="0"/>
   </w:num>
 </w:numbering>
 </file>
